--- a/003_A4/PROYECTO/Informes/Insights y Recomendaciones ComercioYA.docx
+++ b/003_A4/PROYECTO/Informes/Insights y Recomendaciones ComercioYA.docx
@@ -53,14 +53,25 @@
           <w:rFonts w:ascii="Arial" w:hAnsi="Arial"/>
           <w:b/>
         </w:rPr>
-        <w:t>Dirección de Análisis Estratégico</w:t>
+        <w:t>Sr. Yuri Urzua Lebuy</w:t>
       </w:r>
       <w:r>
         <w:rPr>
           <w:rFonts w:ascii="Arial" w:hAnsi="Arial"/>
         </w:rPr>
         <w:br/>
-        <w:t>Enero 2026</w:t>
+      </w:r>
+      <w:r>
+        <w:rPr>
+          <w:rFonts w:ascii="Arial" w:hAnsi="Arial"/>
+        </w:rPr>
+        <w:t>Febrero</w:t>
+      </w:r>
+      <w:r>
+        <w:rPr>
+          <w:rFonts w:ascii="Arial" w:hAnsi="Arial"/>
+        </w:rPr>
+        <w:t xml:space="preserve"> 2026</w:t>
       </w:r>
     </w:p>
     <w:p>
@@ -72,24 +83,18 @@
         </w:rPr>
       </w:pPr>
       <w:r>
-        <w:rPr>
-          <w:rFonts w:ascii="Arial" w:hAnsi="Arial"/>
-        </w:rPr>
+        <w:rPr/>
         <mc:AlternateContent>
           <mc:Choice Requires="wps">
             <w:drawing>
               <wp:inline distT="0" distB="0" distL="0" distR="0">
                 <wp:extent cx="5518150" cy="635"/>
                 <wp:effectExtent l="0" t="0" r="0" b="0"/>
-                <wp:docPr id="1" name=""/>
+                <wp:docPr id="1" name="Forma1"/>
                 <a:graphic xmlns:a="http://schemas.openxmlformats.org/drawingml/2006/main">
                   <a:graphicData uri="http://schemas.microsoft.com/office/word/2010/wordprocessingShape">
                     <wps:wsp>
                       <wps:cNvSpPr/>
-                      <wps:nvSpPr>
-                        <wps:cNvPr id="2" name=""/>
-                        <wps:cNvSpPr/>
-                      </wps:nvSpPr>
                       <wps:spPr>
                         <a:xfrm>
                           <a:off x="0" y="0"/>
@@ -99,7 +104,7 @@
                           <a:avLst/>
                         </a:prstGeom>
                         <a:solidFill>
-                          <a:srgbClr val="ffffff"/>
+                          <a:srgbClr val="FFFFFF"/>
                         </a:solidFill>
                         <a:ln w="0">
                           <a:solidFill>
@@ -107,6 +112,12 @@
                           </a:solidFill>
                         </a:ln>
                       </wps:spPr>
+                      <wps:style>
+                        <a:lnRef idx="0"/>
+                        <a:fillRef idx="0"/>
+                        <a:effectRef idx="0"/>
+                        <a:fontRef idx="minor"/>
+                      </wps:style>
                       <wps:bodyPr/>
                     </wps:wsp>
                   </a:graphicData>
@@ -119,10 +130,10 @@
           </mc:Choice>
           <mc:Fallback>
             <w:pict>
-              <v:rect id="shape_0" fillcolor="white" stroked="t" o:allowincell="f" style="position:absolute;margin-left:0pt;margin-top:-0.1pt;width:434.45pt;height:0pt;mso-wrap-style:none;v-text-anchor:middle;mso-position-horizontal:center;mso-position-vertical:top">
+              <v:rect id="shape_0" fillcolor="white" stroked="t" o:allowincell="f" style="position:absolute;margin-left:0pt;margin-top:-0.1pt;width:434.45pt;height:0pt;mso-wrap-style:none;v-text-anchor:middle;mso-position-vertical:top">
                 <v:fill o:detectmouseclick="t" type="solid" color2="black"/>
                 <v:stroke color="black" joinstyle="round" endcap="flat"/>
-                <w10:wrap type="topAndBottom"/>
+                <w10:wrap type="square"/>
               </v:rect>
             </w:pict>
           </mc:Fallback>
@@ -152,9 +163,8 @@
       <w:pPr>
         <w:pStyle w:val="Normal"/>
         <w:spacing w:lineRule="auto" w:line="240" w:before="0" w:after="210"/>
-        <w:rPr>
-          <w:rFonts w:ascii="Arial" w:hAnsi="Arial"/>
-        </w:rPr>
+        <w:jc w:val="both"/>
+        <w:rPr/>
       </w:pPr>
       <w:r>
         <w:rPr>
@@ -193,9 +203,8 @@
       <w:pPr>
         <w:pStyle w:val="Normal"/>
         <w:spacing w:lineRule="auto" w:line="240" w:before="0" w:after="210"/>
-        <w:rPr>
-          <w:rFonts w:ascii="Arial" w:hAnsi="Arial"/>
-        </w:rPr>
+        <w:jc w:val="both"/>
+        <w:rPr/>
       </w:pPr>
       <w:r>
         <w:rPr>
@@ -213,24 +222,18 @@
         </w:rPr>
       </w:pPr>
       <w:r>
-        <w:rPr>
-          <w:rFonts w:ascii="Arial" w:hAnsi="Arial"/>
-        </w:rPr>
+        <w:rPr/>
         <mc:AlternateContent>
           <mc:Choice Requires="wps">
             <w:drawing>
               <wp:inline distT="0" distB="0" distL="0" distR="0">
                 <wp:extent cx="5518150" cy="635"/>
                 <wp:effectExtent l="0" t="0" r="0" b="0"/>
-                <wp:docPr id="3" name=""/>
+                <wp:docPr id="2" name="Forma2"/>
                 <a:graphic xmlns:a="http://schemas.openxmlformats.org/drawingml/2006/main">
                   <a:graphicData uri="http://schemas.microsoft.com/office/word/2010/wordprocessingShape">
                     <wps:wsp>
                       <wps:cNvSpPr/>
-                      <wps:nvSpPr>
-                        <wps:cNvPr id="4" name=""/>
-                        <wps:cNvSpPr/>
-                      </wps:nvSpPr>
                       <wps:spPr>
                         <a:xfrm>
                           <a:off x="0" y="0"/>
@@ -240,7 +243,7 @@
                           <a:avLst/>
                         </a:prstGeom>
                         <a:solidFill>
-                          <a:srgbClr val="ffffff"/>
+                          <a:srgbClr val="FFFFFF"/>
                         </a:solidFill>
                         <a:ln w="0">
                           <a:solidFill>
@@ -248,6 +251,12 @@
                           </a:solidFill>
                         </a:ln>
                       </wps:spPr>
+                      <wps:style>
+                        <a:lnRef idx="0"/>
+                        <a:fillRef idx="0"/>
+                        <a:effectRef idx="0"/>
+                        <a:fontRef idx="minor"/>
+                      </wps:style>
                       <wps:bodyPr/>
                     </wps:wsp>
                   </a:graphicData>
@@ -260,10 +269,10 @@
           </mc:Choice>
           <mc:Fallback>
             <w:pict>
-              <v:rect id="shape_0" fillcolor="white" stroked="t" o:allowincell="f" style="position:absolute;margin-left:0pt;margin-top:-0.1pt;width:434.45pt;height:0pt;mso-wrap-style:none;v-text-anchor:middle;mso-position-horizontal:center;mso-position-vertical:top">
+              <v:rect id="shape_0" fillcolor="white" stroked="t" o:allowincell="f" style="position:absolute;margin-left:0pt;margin-top:-0.1pt;width:434.45pt;height:0pt;mso-wrap-style:none;v-text-anchor:middle;mso-position-vertical:top">
                 <v:fill o:detectmouseclick="t" type="solid" color2="black"/>
                 <v:stroke color="black" joinstyle="round" endcap="flat"/>
-                <w10:wrap type="topAndBottom"/>
+                <w10:wrap type="square"/>
               </v:rect>
             </w:pict>
           </mc:Fallback>
@@ -391,9 +400,8 @@
       <w:pPr>
         <w:pStyle w:val="Normal"/>
         <w:spacing w:lineRule="auto" w:line="240" w:before="0" w:after="210"/>
-        <w:rPr>
-          <w:rFonts w:ascii="Arial" w:hAnsi="Arial"/>
-        </w:rPr>
+        <w:jc w:val="both"/>
+        <w:rPr/>
       </w:pPr>
       <w:r>
         <w:rPr>
@@ -418,24 +426,18 @@
         </w:rPr>
       </w:pPr>
       <w:r>
-        <w:rPr>
-          <w:rFonts w:ascii="Arial" w:hAnsi="Arial"/>
-        </w:rPr>
+        <w:rPr/>
         <mc:AlternateContent>
           <mc:Choice Requires="wps">
             <w:drawing>
               <wp:inline distT="0" distB="0" distL="0" distR="0">
                 <wp:extent cx="5518150" cy="635"/>
                 <wp:effectExtent l="0" t="0" r="0" b="0"/>
-                <wp:docPr id="5" name=""/>
+                <wp:docPr id="3" name="Forma3"/>
                 <a:graphic xmlns:a="http://schemas.openxmlformats.org/drawingml/2006/main">
                   <a:graphicData uri="http://schemas.microsoft.com/office/word/2010/wordprocessingShape">
                     <wps:wsp>
                       <wps:cNvSpPr/>
-                      <wps:nvSpPr>
-                        <wps:cNvPr id="6" name=""/>
-                        <wps:cNvSpPr/>
-                      </wps:nvSpPr>
                       <wps:spPr>
                         <a:xfrm>
                           <a:off x="0" y="0"/>
@@ -445,7 +447,7 @@
                           <a:avLst/>
                         </a:prstGeom>
                         <a:solidFill>
-                          <a:srgbClr val="ffffff"/>
+                          <a:srgbClr val="FFFFFF"/>
                         </a:solidFill>
                         <a:ln w="0">
                           <a:solidFill>
@@ -453,6 +455,12 @@
                           </a:solidFill>
                         </a:ln>
                       </wps:spPr>
+                      <wps:style>
+                        <a:lnRef idx="0"/>
+                        <a:fillRef idx="0"/>
+                        <a:effectRef idx="0"/>
+                        <a:fontRef idx="minor"/>
+                      </wps:style>
                       <wps:bodyPr/>
                     </wps:wsp>
                   </a:graphicData>
@@ -465,14 +473,46 @@
           </mc:Choice>
           <mc:Fallback>
             <w:pict>
-              <v:rect id="shape_0" fillcolor="white" stroked="t" o:allowincell="f" style="position:absolute;margin-left:0pt;margin-top:-0.1pt;width:434.45pt;height:0pt;mso-wrap-style:none;v-text-anchor:middle;mso-position-horizontal:center;mso-position-vertical:top">
+              <v:rect id="shape_0" fillcolor="white" stroked="t" o:allowincell="f" style="position:absolute;margin-left:0pt;margin-top:-0.1pt;width:434.45pt;height:0pt;mso-wrap-style:none;v-text-anchor:middle;mso-position-vertical:top">
                 <v:fill o:detectmouseclick="t" type="solid" color2="black"/>
                 <v:stroke color="black" joinstyle="round" endcap="flat"/>
-                <w10:wrap type="topAndBottom"/>
+                <w10:wrap type="square"/>
               </v:rect>
             </w:pict>
           </mc:Fallback>
         </mc:AlternateContent>
+      </w:r>
+    </w:p>
+    <w:p>
+      <w:pPr>
+        <w:pStyle w:val="Normal"/>
+        <w:spacing w:lineRule="auto" w:line="271" w:before="240" w:after="120"/>
+        <w:rPr>
+          <w:rFonts w:ascii="Arial" w:hAnsi="Arial"/>
+        </w:rPr>
+      </w:pPr>
+      <w:r>
+        <w:rPr>
+          <w:rFonts w:ascii="Arial" w:hAnsi="Arial"/>
+          <w:b/>
+          <w:sz w:val="33"/>
+        </w:rPr>
+      </w:r>
+    </w:p>
+    <w:p>
+      <w:pPr>
+        <w:pStyle w:val="Normal"/>
+        <w:spacing w:lineRule="auto" w:line="271" w:before="240" w:after="120"/>
+        <w:rPr>
+          <w:rFonts w:ascii="Arial" w:hAnsi="Arial"/>
+        </w:rPr>
+      </w:pPr>
+      <w:r>
+        <w:rPr>
+          <w:rFonts w:ascii="Arial" w:hAnsi="Arial"/>
+          <w:b/>
+          <w:sz w:val="33"/>
+        </w:rPr>
       </w:r>
     </w:p>
     <w:p>
@@ -534,7 +574,7 @@
         <w:gridCol w:w="2173"/>
         <w:gridCol w:w="2173"/>
         <w:gridCol w:w="2173"/>
-        <w:gridCol w:w="2172"/>
+        <w:gridCol w:w="2173"/>
       </w:tblGrid>
       <w:tr>
         <w:trPr>
@@ -555,12 +595,10 @@
             <w:pPr>
               <w:pStyle w:val="Normal"/>
               <w:widowControl/>
+              <w:suppressAutoHyphens w:val="true"/>
               <w:spacing w:lineRule="auto" w:line="240" w:before="0" w:after="0"/>
               <w:jc w:val="left"/>
-              <w:rPr>
-                <w:rFonts w:ascii="Arial" w:hAnsi="Arial"/>
-                <w:kern w:val="0"/>
-              </w:rPr>
+              <w:rPr/>
             </w:pPr>
             <w:r>
               <w:rPr>
@@ -585,6 +623,7 @@
             <w:pPr>
               <w:pStyle w:val="Normal"/>
               <w:widowControl/>
+              <w:suppressAutoHyphens w:val="true"/>
               <w:spacing w:lineRule="auto" w:line="240" w:before="0" w:after="0"/>
               <w:jc w:val="center"/>
               <w:rPr>
@@ -615,6 +654,7 @@
             <w:pPr>
               <w:pStyle w:val="Normal"/>
               <w:widowControl/>
+              <w:suppressAutoHyphens w:val="true"/>
               <w:spacing w:lineRule="auto" w:line="240" w:before="0" w:after="0"/>
               <w:jc w:val="center"/>
               <w:rPr>
@@ -633,7 +673,7 @@
         </w:tc>
         <w:tc>
           <w:tcPr>
-            <w:tcW w:w="2172" w:type="dxa"/>
+            <w:tcW w:w="2173" w:type="dxa"/>
             <w:tcBorders>
               <w:top w:val="single" w:sz="8" w:space="0" w:color="000000"/>
               <w:bottom w:val="single" w:sz="8" w:space="0" w:color="000000"/>
@@ -645,6 +685,7 @@
             <w:pPr>
               <w:pStyle w:val="Normal"/>
               <w:widowControl/>
+              <w:suppressAutoHyphens w:val="true"/>
               <w:spacing w:lineRule="auto" w:line="240" w:before="0" w:after="0"/>
               <w:jc w:val="center"/>
               <w:rPr>
@@ -679,12 +720,10 @@
             <w:pPr>
               <w:pStyle w:val="Normal"/>
               <w:widowControl/>
+              <w:suppressAutoHyphens w:val="true"/>
               <w:spacing w:lineRule="auto" w:line="240" w:before="0" w:after="0"/>
               <w:jc w:val="left"/>
-              <w:rPr>
-                <w:rFonts w:ascii="Arial" w:hAnsi="Arial"/>
-                <w:kern w:val="0"/>
-              </w:rPr>
+              <w:rPr/>
             </w:pPr>
             <w:r>
               <w:rPr>
@@ -707,6 +746,7 @@
             <w:pPr>
               <w:pStyle w:val="Normal"/>
               <w:widowControl/>
+              <w:suppressAutoHyphens w:val="true"/>
               <w:spacing w:lineRule="auto" w:line="240" w:before="0" w:after="0"/>
               <w:jc w:val="center"/>
               <w:rPr>
@@ -735,6 +775,7 @@
             <w:pPr>
               <w:pStyle w:val="Normal"/>
               <w:widowControl/>
+              <w:suppressAutoHyphens w:val="true"/>
               <w:spacing w:lineRule="auto" w:line="240" w:before="0" w:after="0"/>
               <w:jc w:val="center"/>
               <w:rPr>
@@ -753,7 +794,7 @@
         </w:tc>
         <w:tc>
           <w:tcPr>
-            <w:tcW w:w="2172" w:type="dxa"/>
+            <w:tcW w:w="2173" w:type="dxa"/>
             <w:tcBorders>
               <w:right w:val="single" w:sz="8" w:space="0" w:color="000000"/>
             </w:tcBorders>
@@ -763,6 +804,7 @@
             <w:pPr>
               <w:pStyle w:val="Normal"/>
               <w:widowControl/>
+              <w:suppressAutoHyphens w:val="true"/>
               <w:spacing w:lineRule="auto" w:line="240" w:before="0" w:after="0"/>
               <w:jc w:val="center"/>
               <w:rPr>
@@ -797,12 +839,10 @@
             <w:pPr>
               <w:pStyle w:val="Normal"/>
               <w:widowControl/>
+              <w:suppressAutoHyphens w:val="true"/>
               <w:spacing w:lineRule="auto" w:line="240" w:before="0" w:after="0"/>
               <w:jc w:val="left"/>
-              <w:rPr>
-                <w:rFonts w:ascii="Arial" w:hAnsi="Arial"/>
-                <w:kern w:val="0"/>
-              </w:rPr>
+              <w:rPr/>
             </w:pPr>
             <w:r>
               <w:rPr>
@@ -825,6 +865,7 @@
             <w:pPr>
               <w:pStyle w:val="Normal"/>
               <w:widowControl/>
+              <w:suppressAutoHyphens w:val="true"/>
               <w:spacing w:lineRule="auto" w:line="240" w:before="0" w:after="0"/>
               <w:jc w:val="center"/>
               <w:rPr>
@@ -853,6 +894,7 @@
             <w:pPr>
               <w:pStyle w:val="Normal"/>
               <w:widowControl/>
+              <w:suppressAutoHyphens w:val="true"/>
               <w:spacing w:lineRule="auto" w:line="240" w:before="0" w:after="0"/>
               <w:jc w:val="center"/>
               <w:rPr>
@@ -871,7 +913,7 @@
         </w:tc>
         <w:tc>
           <w:tcPr>
-            <w:tcW w:w="2172" w:type="dxa"/>
+            <w:tcW w:w="2173" w:type="dxa"/>
             <w:tcBorders>
               <w:right w:val="single" w:sz="8" w:space="0" w:color="000000"/>
             </w:tcBorders>
@@ -881,6 +923,7 @@
             <w:pPr>
               <w:pStyle w:val="Normal"/>
               <w:widowControl/>
+              <w:suppressAutoHyphens w:val="true"/>
               <w:spacing w:lineRule="auto" w:line="240" w:before="0" w:after="0"/>
               <w:jc w:val="center"/>
               <w:rPr>
@@ -915,12 +958,10 @@
             <w:pPr>
               <w:pStyle w:val="Normal"/>
               <w:widowControl/>
+              <w:suppressAutoHyphens w:val="true"/>
               <w:spacing w:lineRule="auto" w:line="240" w:before="0" w:after="0"/>
               <w:jc w:val="left"/>
-              <w:rPr>
-                <w:rFonts w:ascii="Arial" w:hAnsi="Arial"/>
-                <w:kern w:val="0"/>
-              </w:rPr>
+              <w:rPr/>
             </w:pPr>
             <w:r>
               <w:rPr>
@@ -943,6 +984,7 @@
             <w:pPr>
               <w:pStyle w:val="Normal"/>
               <w:widowControl/>
+              <w:suppressAutoHyphens w:val="true"/>
               <w:spacing w:lineRule="auto" w:line="240" w:before="0" w:after="0"/>
               <w:jc w:val="center"/>
               <w:rPr>
@@ -971,6 +1013,7 @@
             <w:pPr>
               <w:pStyle w:val="Normal"/>
               <w:widowControl/>
+              <w:suppressAutoHyphens w:val="true"/>
               <w:spacing w:lineRule="auto" w:line="240" w:before="0" w:after="0"/>
               <w:jc w:val="center"/>
               <w:rPr>
@@ -989,7 +1032,7 @@
         </w:tc>
         <w:tc>
           <w:tcPr>
-            <w:tcW w:w="2172" w:type="dxa"/>
+            <w:tcW w:w="2173" w:type="dxa"/>
             <w:tcBorders>
               <w:right w:val="single" w:sz="8" w:space="0" w:color="000000"/>
             </w:tcBorders>
@@ -999,6 +1042,7 @@
             <w:pPr>
               <w:pStyle w:val="Normal"/>
               <w:widowControl/>
+              <w:suppressAutoHyphens w:val="true"/>
               <w:spacing w:lineRule="auto" w:line="240" w:before="0" w:after="0"/>
               <w:jc w:val="center"/>
               <w:rPr>
@@ -1034,12 +1078,10 @@
             <w:pPr>
               <w:pStyle w:val="Normal"/>
               <w:widowControl/>
+              <w:suppressAutoHyphens w:val="true"/>
               <w:spacing w:lineRule="auto" w:line="240" w:before="0" w:after="0"/>
               <w:jc w:val="left"/>
-              <w:rPr>
-                <w:rFonts w:ascii="Arial" w:hAnsi="Arial"/>
-                <w:kern w:val="0"/>
-              </w:rPr>
+              <w:rPr/>
             </w:pPr>
             <w:r>
               <w:rPr>
@@ -1063,6 +1105,7 @@
             <w:pPr>
               <w:pStyle w:val="Normal"/>
               <w:widowControl/>
+              <w:suppressAutoHyphens w:val="true"/>
               <w:spacing w:lineRule="auto" w:line="240" w:before="0" w:after="0"/>
               <w:jc w:val="center"/>
               <w:rPr>
@@ -1092,6 +1135,7 @@
             <w:pPr>
               <w:pStyle w:val="Normal"/>
               <w:widowControl/>
+              <w:suppressAutoHyphens w:val="true"/>
               <w:spacing w:lineRule="auto" w:line="240" w:before="0" w:after="0"/>
               <w:jc w:val="center"/>
               <w:rPr>
@@ -1110,7 +1154,7 @@
         </w:tc>
         <w:tc>
           <w:tcPr>
-            <w:tcW w:w="2172" w:type="dxa"/>
+            <w:tcW w:w="2173" w:type="dxa"/>
             <w:tcBorders>
               <w:bottom w:val="single" w:sz="8" w:space="0" w:color="000000"/>
               <w:right w:val="single" w:sz="8" w:space="0" w:color="000000"/>
@@ -1121,6 +1165,7 @@
             <w:pPr>
               <w:pStyle w:val="Normal"/>
               <w:widowControl/>
+              <w:suppressAutoHyphens w:val="true"/>
               <w:spacing w:lineRule="auto" w:line="240" w:before="0" w:after="0"/>
               <w:jc w:val="center"/>
               <w:rPr>
@@ -1199,24 +1244,18 @@
         </w:rPr>
       </w:pPr>
       <w:r>
-        <w:rPr>
-          <w:rFonts w:ascii="Arial" w:hAnsi="Arial"/>
-        </w:rPr>
+        <w:rPr/>
         <mc:AlternateContent>
           <mc:Choice Requires="wps">
             <w:drawing>
               <wp:inline distT="0" distB="0" distL="0" distR="0">
                 <wp:extent cx="5518150" cy="635"/>
                 <wp:effectExtent l="0" t="0" r="0" b="0"/>
-                <wp:docPr id="7" name=""/>
+                <wp:docPr id="4" name="Forma4"/>
                 <a:graphic xmlns:a="http://schemas.openxmlformats.org/drawingml/2006/main">
                   <a:graphicData uri="http://schemas.microsoft.com/office/word/2010/wordprocessingShape">
                     <wps:wsp>
                       <wps:cNvSpPr/>
-                      <wps:nvSpPr>
-                        <wps:cNvPr id="8" name=""/>
-                        <wps:cNvSpPr/>
-                      </wps:nvSpPr>
                       <wps:spPr>
                         <a:xfrm>
                           <a:off x="0" y="0"/>
@@ -1226,7 +1265,7 @@
                           <a:avLst/>
                         </a:prstGeom>
                         <a:solidFill>
-                          <a:srgbClr val="ffffff"/>
+                          <a:srgbClr val="FFFFFF"/>
                         </a:solidFill>
                         <a:ln w="0">
                           <a:solidFill>
@@ -1234,6 +1273,12 @@
                           </a:solidFill>
                         </a:ln>
                       </wps:spPr>
+                      <wps:style>
+                        <a:lnRef idx="0"/>
+                        <a:fillRef idx="0"/>
+                        <a:effectRef idx="0"/>
+                        <a:fontRef idx="minor"/>
+                      </wps:style>
                       <wps:bodyPr/>
                     </wps:wsp>
                   </a:graphicData>
@@ -1246,10 +1291,10 @@
           </mc:Choice>
           <mc:Fallback>
             <w:pict>
-              <v:rect id="shape_0" fillcolor="white" stroked="t" o:allowincell="f" style="position:absolute;margin-left:0pt;margin-top:-0.1pt;width:434.45pt;height:0pt;mso-wrap-style:none;v-text-anchor:middle;mso-position-horizontal:center;mso-position-vertical:top">
+              <v:rect id="shape_0" fillcolor="white" stroked="t" o:allowincell="f" style="position:absolute;margin-left:0pt;margin-top:-0.1pt;width:434.45pt;height:0pt;mso-wrap-style:none;v-text-anchor:middle;mso-position-vertical:top">
                 <v:fill o:detectmouseclick="t" type="solid" color2="black"/>
                 <v:stroke color="black" joinstyle="round" endcap="flat"/>
-                <w10:wrap type="topAndBottom"/>
+                <w10:wrap type="square"/>
               </v:rect>
             </w:pict>
           </mc:Fallback>
@@ -1380,9 +1425,7 @@
         </w:rPr>
       </w:pPr>
       <w:r>
-        <w:rPr>
-          <w:rFonts w:ascii="Arial" w:hAnsi="Arial"/>
-        </w:rPr>
+        <w:rPr/>
       </w:r>
       <m:oMathPara xmlns:m="http://schemas.openxmlformats.org/officeDocument/2006/math">
         <m:oMathParaPr>
@@ -1426,6 +1469,10 @@
             <m:t xml:space="preserve">t</m:t>
           </m:r>
           <m:r>
+            <m:rPr>
+              <m:lit/>
+              <m:nor/>
+            </m:rPr>
             <w:rPr>
               <w:rFonts w:ascii="Cambria Math" w:hAnsi="Cambria Math"/>
             </w:rPr>
@@ -1438,6 +1485,10 @@
             <m:t xml:space="preserve">9.12</m:t>
           </m:r>
           <m:r>
+            <m:rPr>
+              <m:lit/>
+              <m:nor/>
+            </m:rPr>
             <w:rPr>
               <w:rFonts w:ascii="Cambria Math" w:hAnsi="Cambria Math"/>
             </w:rPr>
@@ -1486,6 +1537,10 @@
             <m:t xml:space="preserve">s</m:t>
           </m:r>
           <m:r>
+            <m:rPr>
+              <m:lit/>
+              <m:nor/>
+            </m:rPr>
             <w:rPr>
               <w:rFonts w:ascii="Cambria Math" w:hAnsi="Cambria Math"/>
             </w:rPr>
@@ -1564,9 +1619,7 @@
         </w:rPr>
       </w:pPr>
       <w:r>
-        <w:rPr>
-          <w:rFonts w:ascii="Arial" w:hAnsi="Arial"/>
-        </w:rPr>
+        <w:rPr/>
       </w:r>
       <m:oMathPara xmlns:m="http://schemas.openxmlformats.org/officeDocument/2006/math">
         <m:oMathParaPr>
@@ -1592,6 +1645,10 @@
             </m:sup>
           </m:sSup>
           <m:r>
+            <m:rPr>
+              <m:lit/>
+              <m:nor/>
+            </m:rPr>
             <w:rPr>
               <w:rFonts w:ascii="Cambria Math" w:hAnsi="Cambria Math"/>
             </w:rPr>
@@ -1616,6 +1673,10 @@
             <m:t xml:space="preserve">p</m:t>
           </m:r>
           <m:r>
+            <m:rPr>
+              <m:lit/>
+              <m:nor/>
+            </m:rPr>
             <w:rPr>
               <w:rFonts w:ascii="Cambria Math" w:hAnsi="Cambria Math"/>
             </w:rPr>
@@ -1661,24 +1722,18 @@
         </w:rPr>
       </w:pPr>
       <w:r>
-        <w:rPr>
-          <w:rFonts w:ascii="Arial" w:hAnsi="Arial"/>
-        </w:rPr>
+        <w:rPr/>
         <mc:AlternateContent>
           <mc:Choice Requires="wps">
             <w:drawing>
               <wp:inline distT="0" distB="0" distL="0" distR="0">
                 <wp:extent cx="5518150" cy="635"/>
                 <wp:effectExtent l="0" t="0" r="0" b="0"/>
-                <wp:docPr id="9" name=""/>
+                <wp:docPr id="5" name="Forma5"/>
                 <a:graphic xmlns:a="http://schemas.openxmlformats.org/drawingml/2006/main">
                   <a:graphicData uri="http://schemas.microsoft.com/office/word/2010/wordprocessingShape">
                     <wps:wsp>
                       <wps:cNvSpPr/>
-                      <wps:nvSpPr>
-                        <wps:cNvPr id="10" name=""/>
-                        <wps:cNvSpPr/>
-                      </wps:nvSpPr>
                       <wps:spPr>
                         <a:xfrm>
                           <a:off x="0" y="0"/>
@@ -1688,7 +1743,7 @@
                           <a:avLst/>
                         </a:prstGeom>
                         <a:solidFill>
-                          <a:srgbClr val="ffffff"/>
+                          <a:srgbClr val="FFFFFF"/>
                         </a:solidFill>
                         <a:ln w="0">
                           <a:solidFill>
@@ -1696,6 +1751,12 @@
                           </a:solidFill>
                         </a:ln>
                       </wps:spPr>
+                      <wps:style>
+                        <a:lnRef idx="0"/>
+                        <a:fillRef idx="0"/>
+                        <a:effectRef idx="0"/>
+                        <a:fontRef idx="minor"/>
+                      </wps:style>
                       <wps:bodyPr/>
                     </wps:wsp>
                   </a:graphicData>
@@ -1708,10 +1769,10 @@
           </mc:Choice>
           <mc:Fallback>
             <w:pict>
-              <v:rect id="shape_0" fillcolor="white" stroked="t" o:allowincell="f" style="position:absolute;margin-left:0pt;margin-top:-0.1pt;width:434.45pt;height:0pt;mso-wrap-style:none;v-text-anchor:middle;mso-position-horizontal:center;mso-position-vertical:top">
+              <v:rect id="shape_0" fillcolor="white" stroked="t" o:allowincell="f" style="position:absolute;margin-left:0pt;margin-top:-0.1pt;width:434.45pt;height:0pt;mso-wrap-style:none;v-text-anchor:middle;mso-position-vertical:top">
                 <v:fill o:detectmouseclick="t" type="solid" color2="black"/>
                 <v:stroke color="black" joinstyle="round" endcap="flat"/>
-                <w10:wrap type="topAndBottom"/>
+                <w10:wrap type="square"/>
               </v:rect>
             </w:pict>
           </mc:Fallback>
@@ -1847,24 +1908,18 @@
         </w:rPr>
       </w:pPr>
       <w:r>
-        <w:rPr>
-          <w:rFonts w:ascii="Arial" w:hAnsi="Arial"/>
-        </w:rPr>
+        <w:rPr/>
         <mc:AlternateContent>
           <mc:Choice Requires="wps">
             <w:drawing>
               <wp:inline distT="0" distB="0" distL="0" distR="0">
                 <wp:extent cx="5518150" cy="635"/>
                 <wp:effectExtent l="0" t="0" r="0" b="0"/>
-                <wp:docPr id="11" name=""/>
+                <wp:docPr id="6" name="Forma6"/>
                 <a:graphic xmlns:a="http://schemas.openxmlformats.org/drawingml/2006/main">
                   <a:graphicData uri="http://schemas.microsoft.com/office/word/2010/wordprocessingShape">
                     <wps:wsp>
                       <wps:cNvSpPr/>
-                      <wps:nvSpPr>
-                        <wps:cNvPr id="12" name=""/>
-                        <wps:cNvSpPr/>
-                      </wps:nvSpPr>
                       <wps:spPr>
                         <a:xfrm>
                           <a:off x="0" y="0"/>
@@ -1874,7 +1929,7 @@
                           <a:avLst/>
                         </a:prstGeom>
                         <a:solidFill>
-                          <a:srgbClr val="ffffff"/>
+                          <a:srgbClr val="FFFFFF"/>
                         </a:solidFill>
                         <a:ln w="0">
                           <a:solidFill>
@@ -1882,6 +1937,12 @@
                           </a:solidFill>
                         </a:ln>
                       </wps:spPr>
+                      <wps:style>
+                        <a:lnRef idx="0"/>
+                        <a:fillRef idx="0"/>
+                        <a:effectRef idx="0"/>
+                        <a:fontRef idx="minor"/>
+                      </wps:style>
                       <wps:bodyPr/>
                     </wps:wsp>
                   </a:graphicData>
@@ -1894,10 +1955,10 @@
           </mc:Choice>
           <mc:Fallback>
             <w:pict>
-              <v:rect id="shape_0" fillcolor="white" stroked="t" o:allowincell="f" style="position:absolute;margin-left:0pt;margin-top:-0.1pt;width:434.45pt;height:0pt;mso-wrap-style:none;v-text-anchor:middle;mso-position-horizontal:center;mso-position-vertical:top">
+              <v:rect id="shape_0" fillcolor="white" stroked="t" o:allowincell="f" style="position:absolute;margin-left:0pt;margin-top:-0.1pt;width:434.45pt;height:0pt;mso-wrap-style:none;v-text-anchor:middle;mso-position-vertical:top">
                 <v:fill o:detectmouseclick="t" type="solid" color2="black"/>
                 <v:stroke color="black" joinstyle="round" endcap="flat"/>
-                <w10:wrap type="topAndBottom"/>
+                <w10:wrap type="square"/>
               </v:rect>
             </w:pict>
           </mc:Fallback>
@@ -2033,24 +2094,18 @@
         </w:rPr>
       </w:pPr>
       <w:r>
-        <w:rPr>
-          <w:rFonts w:ascii="Arial" w:hAnsi="Arial"/>
-        </w:rPr>
+        <w:rPr/>
         <mc:AlternateContent>
           <mc:Choice Requires="wps">
             <w:drawing>
               <wp:inline distT="0" distB="0" distL="0" distR="0">
                 <wp:extent cx="5518150" cy="635"/>
                 <wp:effectExtent l="0" t="0" r="0" b="0"/>
-                <wp:docPr id="13" name=""/>
+                <wp:docPr id="7" name="Forma7"/>
                 <a:graphic xmlns:a="http://schemas.openxmlformats.org/drawingml/2006/main">
                   <a:graphicData uri="http://schemas.microsoft.com/office/word/2010/wordprocessingShape">
                     <wps:wsp>
                       <wps:cNvSpPr/>
-                      <wps:nvSpPr>
-                        <wps:cNvPr id="14" name=""/>
-                        <wps:cNvSpPr/>
-                      </wps:nvSpPr>
                       <wps:spPr>
                         <a:xfrm>
                           <a:off x="0" y="0"/>
@@ -2060,7 +2115,7 @@
                           <a:avLst/>
                         </a:prstGeom>
                         <a:solidFill>
-                          <a:srgbClr val="ffffff"/>
+                          <a:srgbClr val="FFFFFF"/>
                         </a:solidFill>
                         <a:ln w="0">
                           <a:solidFill>
@@ -2068,6 +2123,12 @@
                           </a:solidFill>
                         </a:ln>
                       </wps:spPr>
+                      <wps:style>
+                        <a:lnRef idx="0"/>
+                        <a:fillRef idx="0"/>
+                        <a:effectRef idx="0"/>
+                        <a:fontRef idx="minor"/>
+                      </wps:style>
                       <wps:bodyPr/>
                     </wps:wsp>
                   </a:graphicData>
@@ -2080,10 +2141,10 @@
           </mc:Choice>
           <mc:Fallback>
             <w:pict>
-              <v:rect id="shape_0" fillcolor="white" stroked="t" o:allowincell="f" style="position:absolute;margin-left:0pt;margin-top:-0.1pt;width:434.45pt;height:0pt;mso-wrap-style:none;v-text-anchor:middle;mso-position-horizontal:center;mso-position-vertical:top">
+              <v:rect id="shape_0" fillcolor="white" stroked="t" o:allowincell="f" style="position:absolute;margin-left:0pt;margin-top:-0.1pt;width:434.45pt;height:0pt;mso-wrap-style:none;v-text-anchor:middle;mso-position-vertical:top">
                 <v:fill o:detectmouseclick="t" type="solid" color2="black"/>
                 <v:stroke color="black" joinstyle="round" endcap="flat"/>
-                <w10:wrap type="topAndBottom"/>
+                <w10:wrap type="square"/>
               </v:rect>
             </w:pict>
           </mc:Fallback>
@@ -2403,24 +2464,18 @@
         </w:rPr>
       </w:pPr>
       <w:r>
-        <w:rPr>
-          <w:rFonts w:ascii="Arial" w:hAnsi="Arial"/>
-        </w:rPr>
+        <w:rPr/>
         <mc:AlternateContent>
           <mc:Choice Requires="wps">
             <w:drawing>
               <wp:inline distT="0" distB="0" distL="0" distR="0">
                 <wp:extent cx="5518150" cy="635"/>
                 <wp:effectExtent l="0" t="0" r="0" b="0"/>
-                <wp:docPr id="15" name=""/>
+                <wp:docPr id="8" name="Forma8"/>
                 <a:graphic xmlns:a="http://schemas.openxmlformats.org/drawingml/2006/main">
                   <a:graphicData uri="http://schemas.microsoft.com/office/word/2010/wordprocessingShape">
                     <wps:wsp>
                       <wps:cNvSpPr/>
-                      <wps:nvSpPr>
-                        <wps:cNvPr id="16" name=""/>
-                        <wps:cNvSpPr/>
-                      </wps:nvSpPr>
                       <wps:spPr>
                         <a:xfrm>
                           <a:off x="0" y="0"/>
@@ -2430,7 +2485,7 @@
                           <a:avLst/>
                         </a:prstGeom>
                         <a:solidFill>
-                          <a:srgbClr val="ffffff"/>
+                          <a:srgbClr val="FFFFFF"/>
                         </a:solidFill>
                         <a:ln w="0">
                           <a:solidFill>
@@ -2438,6 +2493,12 @@
                           </a:solidFill>
                         </a:ln>
                       </wps:spPr>
+                      <wps:style>
+                        <a:lnRef idx="0"/>
+                        <a:fillRef idx="0"/>
+                        <a:effectRef idx="0"/>
+                        <a:fontRef idx="minor"/>
+                      </wps:style>
                       <wps:bodyPr/>
                     </wps:wsp>
                   </a:graphicData>
@@ -2450,10 +2511,10 @@
           </mc:Choice>
           <mc:Fallback>
             <w:pict>
-              <v:rect id="shape_0" fillcolor="white" stroked="t" o:allowincell="f" style="position:absolute;margin-left:0pt;margin-top:-0.1pt;width:434.45pt;height:0pt;mso-wrap-style:none;v-text-anchor:middle;mso-position-horizontal:center;mso-position-vertical:top">
+              <v:rect id="shape_0" fillcolor="white" stroked="t" o:allowincell="f" style="position:absolute;margin-left:0pt;margin-top:-0.1pt;width:434.45pt;height:0pt;mso-wrap-style:none;v-text-anchor:middle;mso-position-vertical:top">
                 <v:fill o:detectmouseclick="t" type="solid" color2="black"/>
                 <v:stroke color="black" joinstyle="round" endcap="flat"/>
-                <w10:wrap type="topAndBottom"/>
+                <w10:wrap type="square"/>
               </v:rect>
             </w:pict>
           </mc:Fallback>
@@ -2655,7 +2716,7 @@
       </w:tblPr>
       <w:tblGrid>
         <w:gridCol w:w="4345"/>
-        <w:gridCol w:w="4344"/>
+        <w:gridCol w:w="4345"/>
       </w:tblGrid>
       <w:tr>
         <w:trPr>
@@ -2676,6 +2737,7 @@
             <w:pPr>
               <w:pStyle w:val="Normal"/>
               <w:widowControl/>
+              <w:suppressAutoHyphens w:val="true"/>
               <w:spacing w:lineRule="auto" w:line="240" w:before="0" w:after="0"/>
               <w:jc w:val="left"/>
               <w:rPr>
@@ -2694,7 +2756,7 @@
         </w:tc>
         <w:tc>
           <w:tcPr>
-            <w:tcW w:w="4344" w:type="dxa"/>
+            <w:tcW w:w="4345" w:type="dxa"/>
             <w:tcBorders>
               <w:top w:val="single" w:sz="8" w:space="0" w:color="000000"/>
               <w:bottom w:val="single" w:sz="8" w:space="0" w:color="000000"/>
@@ -2706,6 +2768,7 @@
             <w:pPr>
               <w:pStyle w:val="Normal"/>
               <w:widowControl/>
+              <w:suppressAutoHyphens w:val="true"/>
               <w:spacing w:lineRule="auto" w:line="240" w:before="0" w:after="0"/>
               <w:jc w:val="left"/>
               <w:rPr>
@@ -2740,6 +2803,7 @@
             <w:pPr>
               <w:pStyle w:val="Normal"/>
               <w:widowControl/>
+              <w:suppressAutoHyphens w:val="true"/>
               <w:spacing w:lineRule="auto" w:line="240" w:before="0" w:after="0"/>
               <w:jc w:val="left"/>
               <w:rPr>
@@ -2758,7 +2822,7 @@
         </w:tc>
         <w:tc>
           <w:tcPr>
-            <w:tcW w:w="4344" w:type="dxa"/>
+            <w:tcW w:w="4345" w:type="dxa"/>
             <w:tcBorders>
               <w:right w:val="single" w:sz="8" w:space="0" w:color="000000"/>
             </w:tcBorders>
@@ -2768,6 +2832,7 @@
             <w:pPr>
               <w:pStyle w:val="Normal"/>
               <w:widowControl/>
+              <w:suppressAutoHyphens w:val="true"/>
               <w:spacing w:lineRule="auto" w:line="240" w:before="0" w:after="0"/>
               <w:jc w:val="left"/>
               <w:rPr>
@@ -2802,6 +2867,7 @@
             <w:pPr>
               <w:pStyle w:val="Normal"/>
               <w:widowControl/>
+              <w:suppressAutoHyphens w:val="true"/>
               <w:spacing w:lineRule="auto" w:line="240" w:before="0" w:after="0"/>
               <w:jc w:val="left"/>
               <w:rPr>
@@ -2820,7 +2886,7 @@
         </w:tc>
         <w:tc>
           <w:tcPr>
-            <w:tcW w:w="4344" w:type="dxa"/>
+            <w:tcW w:w="4345" w:type="dxa"/>
             <w:tcBorders>
               <w:right w:val="single" w:sz="8" w:space="0" w:color="000000"/>
             </w:tcBorders>
@@ -2830,6 +2896,7 @@
             <w:pPr>
               <w:pStyle w:val="Normal"/>
               <w:widowControl/>
+              <w:suppressAutoHyphens w:val="true"/>
               <w:spacing w:lineRule="auto" w:line="240" w:before="0" w:after="0"/>
               <w:jc w:val="left"/>
               <w:rPr>
@@ -2865,6 +2932,7 @@
             <w:pPr>
               <w:pStyle w:val="Normal"/>
               <w:widowControl/>
+              <w:suppressAutoHyphens w:val="true"/>
               <w:spacing w:lineRule="auto" w:line="240" w:before="0" w:after="0"/>
               <w:jc w:val="left"/>
               <w:rPr>
@@ -2883,7 +2951,7 @@
         </w:tc>
         <w:tc>
           <w:tcPr>
-            <w:tcW w:w="4344" w:type="dxa"/>
+            <w:tcW w:w="4345" w:type="dxa"/>
             <w:tcBorders>
               <w:bottom w:val="single" w:sz="8" w:space="0" w:color="000000"/>
               <w:right w:val="single" w:sz="8" w:space="0" w:color="000000"/>
@@ -2894,6 +2962,7 @@
             <w:pPr>
               <w:pStyle w:val="Normal"/>
               <w:widowControl/>
+              <w:suppressAutoHyphens w:val="true"/>
               <w:spacing w:lineRule="auto" w:line="240" w:before="0" w:after="0"/>
               <w:jc w:val="left"/>
               <w:rPr>
@@ -2972,24 +3041,18 @@
         </w:rPr>
       </w:pPr>
       <w:r>
-        <w:rPr>
-          <w:rFonts w:ascii="Arial" w:hAnsi="Arial"/>
-        </w:rPr>
+        <w:rPr/>
         <mc:AlternateContent>
           <mc:Choice Requires="wps">
             <w:drawing>
               <wp:inline distT="0" distB="0" distL="0" distR="0">
                 <wp:extent cx="5518150" cy="635"/>
                 <wp:effectExtent l="0" t="0" r="0" b="0"/>
-                <wp:docPr id="17" name=""/>
+                <wp:docPr id="9" name="Forma9"/>
                 <a:graphic xmlns:a="http://schemas.openxmlformats.org/drawingml/2006/main">
                   <a:graphicData uri="http://schemas.microsoft.com/office/word/2010/wordprocessingShape">
                     <wps:wsp>
                       <wps:cNvSpPr/>
-                      <wps:nvSpPr>
-                        <wps:cNvPr id="18" name=""/>
-                        <wps:cNvSpPr/>
-                      </wps:nvSpPr>
                       <wps:spPr>
                         <a:xfrm>
                           <a:off x="0" y="0"/>
@@ -2999,7 +3062,7 @@
                           <a:avLst/>
                         </a:prstGeom>
                         <a:solidFill>
-                          <a:srgbClr val="ffffff"/>
+                          <a:srgbClr val="FFFFFF"/>
                         </a:solidFill>
                         <a:ln w="0">
                           <a:solidFill>
@@ -3007,6 +3070,12 @@
                           </a:solidFill>
                         </a:ln>
                       </wps:spPr>
+                      <wps:style>
+                        <a:lnRef idx="0"/>
+                        <a:fillRef idx="0"/>
+                        <a:effectRef idx="0"/>
+                        <a:fontRef idx="minor"/>
+                      </wps:style>
                       <wps:bodyPr/>
                     </wps:wsp>
                   </a:graphicData>
@@ -3019,10 +3088,10 @@
           </mc:Choice>
           <mc:Fallback>
             <w:pict>
-              <v:rect id="shape_0" fillcolor="white" stroked="t" o:allowincell="f" style="position:absolute;margin-left:0pt;margin-top:-0.1pt;width:434.45pt;height:0pt;mso-wrap-style:none;v-text-anchor:middle;mso-position-horizontal:center;mso-position-vertical:top">
+              <v:rect id="shape_0" fillcolor="white" stroked="t" o:allowincell="f" style="position:absolute;margin-left:0pt;margin-top:-0.1pt;width:434.45pt;height:0pt;mso-wrap-style:none;v-text-anchor:middle;mso-position-vertical:top">
                 <v:fill o:detectmouseclick="t" type="solid" color2="black"/>
                 <v:stroke color="black" joinstyle="round" endcap="flat"/>
-                <w10:wrap type="topAndBottom"/>
+                <w10:wrap type="square"/>
               </v:rect>
             </w:pict>
           </mc:Fallback>
@@ -3296,24 +3365,18 @@
         </w:rPr>
       </w:pPr>
       <w:r>
-        <w:rPr>
-          <w:rFonts w:ascii="Arial" w:hAnsi="Arial"/>
-        </w:rPr>
+        <w:rPr/>
         <mc:AlternateContent>
           <mc:Choice Requires="wps">
             <w:drawing>
               <wp:inline distT="0" distB="0" distL="0" distR="0">
                 <wp:extent cx="5518150" cy="635"/>
                 <wp:effectExtent l="0" t="0" r="0" b="0"/>
-                <wp:docPr id="19" name=""/>
+                <wp:docPr id="10" name="Forma10"/>
                 <a:graphic xmlns:a="http://schemas.openxmlformats.org/drawingml/2006/main">
                   <a:graphicData uri="http://schemas.microsoft.com/office/word/2010/wordprocessingShape">
                     <wps:wsp>
                       <wps:cNvSpPr/>
-                      <wps:nvSpPr>
-                        <wps:cNvPr id="20" name=""/>
-                        <wps:cNvSpPr/>
-                      </wps:nvSpPr>
                       <wps:spPr>
                         <a:xfrm>
                           <a:off x="0" y="0"/>
@@ -3323,7 +3386,7 @@
                           <a:avLst/>
                         </a:prstGeom>
                         <a:solidFill>
-                          <a:srgbClr val="ffffff"/>
+                          <a:srgbClr val="FFFFFF"/>
                         </a:solidFill>
                         <a:ln w="0">
                           <a:solidFill>
@@ -3331,6 +3394,12 @@
                           </a:solidFill>
                         </a:ln>
                       </wps:spPr>
+                      <wps:style>
+                        <a:lnRef idx="0"/>
+                        <a:fillRef idx="0"/>
+                        <a:effectRef idx="0"/>
+                        <a:fontRef idx="minor"/>
+                      </wps:style>
                       <wps:bodyPr/>
                     </wps:wsp>
                   </a:graphicData>
@@ -3343,10 +3412,10 @@
           </mc:Choice>
           <mc:Fallback>
             <w:pict>
-              <v:rect id="shape_0" fillcolor="white" stroked="t" o:allowincell="f" style="position:absolute;margin-left:0pt;margin-top:-0.1pt;width:434.45pt;height:0pt;mso-wrap-style:none;v-text-anchor:middle;mso-position-horizontal:center;mso-position-vertical:top">
+              <v:rect id="shape_0" fillcolor="white" stroked="t" o:allowincell="f" style="position:absolute;margin-left:0pt;margin-top:-0.1pt;width:434.45pt;height:0pt;mso-wrap-style:none;v-text-anchor:middle;mso-position-vertical:top">
                 <v:fill o:detectmouseclick="t" type="solid" color2="black"/>
                 <v:stroke color="black" joinstyle="round" endcap="flat"/>
-                <w10:wrap type="topAndBottom"/>
+                <w10:wrap type="square"/>
               </v:rect>
             </w:pict>
           </mc:Fallback>
@@ -3768,24 +3837,18 @@
         </w:rPr>
       </w:pPr>
       <w:r>
-        <w:rPr>
-          <w:rFonts w:ascii="Arial" w:hAnsi="Arial"/>
-        </w:rPr>
+        <w:rPr/>
         <mc:AlternateContent>
           <mc:Choice Requires="wps">
             <w:drawing>
               <wp:inline distT="0" distB="0" distL="0" distR="0">
                 <wp:extent cx="5518150" cy="635"/>
                 <wp:effectExtent l="0" t="0" r="0" b="0"/>
-                <wp:docPr id="21" name=""/>
+                <wp:docPr id="11" name="Forma11"/>
                 <a:graphic xmlns:a="http://schemas.openxmlformats.org/drawingml/2006/main">
                   <a:graphicData uri="http://schemas.microsoft.com/office/word/2010/wordprocessingShape">
                     <wps:wsp>
                       <wps:cNvSpPr/>
-                      <wps:nvSpPr>
-                        <wps:cNvPr id="22" name=""/>
-                        <wps:cNvSpPr/>
-                      </wps:nvSpPr>
                       <wps:spPr>
                         <a:xfrm>
                           <a:off x="0" y="0"/>
@@ -3795,7 +3858,7 @@
                           <a:avLst/>
                         </a:prstGeom>
                         <a:solidFill>
-                          <a:srgbClr val="ffffff"/>
+                          <a:srgbClr val="FFFFFF"/>
                         </a:solidFill>
                         <a:ln w="0">
                           <a:solidFill>
@@ -3803,6 +3866,12 @@
                           </a:solidFill>
                         </a:ln>
                       </wps:spPr>
+                      <wps:style>
+                        <a:lnRef idx="0"/>
+                        <a:fillRef idx="0"/>
+                        <a:effectRef idx="0"/>
+                        <a:fontRef idx="minor"/>
+                      </wps:style>
                       <wps:bodyPr/>
                     </wps:wsp>
                   </a:graphicData>
@@ -3815,10 +3884,10 @@
           </mc:Choice>
           <mc:Fallback>
             <w:pict>
-              <v:rect id="shape_0" fillcolor="white" stroked="t" o:allowincell="f" style="position:absolute;margin-left:0pt;margin-top:-0.1pt;width:434.45pt;height:0pt;mso-wrap-style:none;v-text-anchor:middle;mso-position-horizontal:center;mso-position-vertical:top">
+              <v:rect id="shape_0" fillcolor="white" stroked="t" o:allowincell="f" style="position:absolute;margin-left:0pt;margin-top:-0.1pt;width:434.45pt;height:0pt;mso-wrap-style:none;v-text-anchor:middle;mso-position-vertical:top">
                 <v:fill o:detectmouseclick="t" type="solid" color2="black"/>
                 <v:stroke color="black" joinstyle="round" endcap="flat"/>
-                <w10:wrap type="topAndBottom"/>
+                <w10:wrap type="square"/>
               </v:rect>
             </w:pict>
           </mc:Fallback>
@@ -3862,7 +3931,7 @@
         <w:gridCol w:w="2173"/>
         <w:gridCol w:w="2173"/>
         <w:gridCol w:w="2173"/>
-        <w:gridCol w:w="2172"/>
+        <w:gridCol w:w="2173"/>
       </w:tblGrid>
       <w:tr>
         <w:trPr>
@@ -3883,6 +3952,7 @@
             <w:pPr>
               <w:pStyle w:val="Normal"/>
               <w:widowControl/>
+              <w:suppressAutoHyphens w:val="true"/>
               <w:spacing w:lineRule="auto" w:line="240" w:before="0" w:after="0"/>
               <w:jc w:val="left"/>
               <w:rPr>
@@ -3913,6 +3983,7 @@
             <w:pPr>
               <w:pStyle w:val="Normal"/>
               <w:widowControl/>
+              <w:suppressAutoHyphens w:val="true"/>
               <w:spacing w:lineRule="auto" w:line="240" w:before="0" w:after="0"/>
               <w:jc w:val="left"/>
               <w:rPr>
@@ -3943,6 +4014,7 @@
             <w:pPr>
               <w:pStyle w:val="Normal"/>
               <w:widowControl/>
+              <w:suppressAutoHyphens w:val="true"/>
               <w:spacing w:lineRule="auto" w:line="240" w:before="0" w:after="0"/>
               <w:jc w:val="left"/>
               <w:rPr>
@@ -3961,7 +4033,7 @@
         </w:tc>
         <w:tc>
           <w:tcPr>
-            <w:tcW w:w="2172" w:type="dxa"/>
+            <w:tcW w:w="2173" w:type="dxa"/>
             <w:tcBorders>
               <w:top w:val="single" w:sz="8" w:space="0" w:color="000000"/>
               <w:bottom w:val="single" w:sz="8" w:space="0" w:color="000000"/>
@@ -3973,6 +4045,7 @@
             <w:pPr>
               <w:pStyle w:val="Normal"/>
               <w:widowControl/>
+              <w:suppressAutoHyphens w:val="true"/>
               <w:spacing w:lineRule="auto" w:line="240" w:before="0" w:after="0"/>
               <w:jc w:val="left"/>
               <w:rPr>
@@ -4007,6 +4080,7 @@
             <w:pPr>
               <w:pStyle w:val="Normal"/>
               <w:widowControl/>
+              <w:suppressAutoHyphens w:val="true"/>
               <w:spacing w:lineRule="auto" w:line="240" w:before="0" w:after="0"/>
               <w:jc w:val="left"/>
               <w:rPr>
@@ -4035,6 +4109,7 @@
             <w:pPr>
               <w:pStyle w:val="Normal"/>
               <w:widowControl/>
+              <w:suppressAutoHyphens w:val="true"/>
               <w:spacing w:lineRule="auto" w:line="240" w:before="0" w:after="0"/>
               <w:jc w:val="left"/>
               <w:rPr>
@@ -4063,6 +4138,7 @@
             <w:pPr>
               <w:pStyle w:val="Normal"/>
               <w:widowControl/>
+              <w:suppressAutoHyphens w:val="true"/>
               <w:spacing w:lineRule="auto" w:line="240" w:before="0" w:after="0"/>
               <w:jc w:val="left"/>
               <w:rPr>
@@ -4081,7 +4157,7 @@
         </w:tc>
         <w:tc>
           <w:tcPr>
-            <w:tcW w:w="2172" w:type="dxa"/>
+            <w:tcW w:w="2173" w:type="dxa"/>
             <w:tcBorders>
               <w:right w:val="single" w:sz="8" w:space="0" w:color="000000"/>
             </w:tcBorders>
@@ -4091,6 +4167,7 @@
             <w:pPr>
               <w:pStyle w:val="Normal"/>
               <w:widowControl/>
+              <w:suppressAutoHyphens w:val="true"/>
               <w:spacing w:lineRule="auto" w:line="240" w:before="0" w:after="0"/>
               <w:jc w:val="left"/>
               <w:rPr>
@@ -4125,6 +4202,7 @@
             <w:pPr>
               <w:pStyle w:val="Normal"/>
               <w:widowControl/>
+              <w:suppressAutoHyphens w:val="true"/>
               <w:spacing w:lineRule="auto" w:line="240" w:before="0" w:after="0"/>
               <w:jc w:val="left"/>
               <w:rPr>
@@ -4153,6 +4231,7 @@
             <w:pPr>
               <w:pStyle w:val="Normal"/>
               <w:widowControl/>
+              <w:suppressAutoHyphens w:val="true"/>
               <w:spacing w:lineRule="auto" w:line="240" w:before="0" w:after="0"/>
               <w:jc w:val="left"/>
               <w:rPr>
@@ -4181,6 +4260,7 @@
             <w:pPr>
               <w:pStyle w:val="Normal"/>
               <w:widowControl/>
+              <w:suppressAutoHyphens w:val="true"/>
               <w:spacing w:lineRule="auto" w:line="240" w:before="0" w:after="0"/>
               <w:jc w:val="left"/>
               <w:rPr>
@@ -4199,7 +4279,7 @@
         </w:tc>
         <w:tc>
           <w:tcPr>
-            <w:tcW w:w="2172" w:type="dxa"/>
+            <w:tcW w:w="2173" w:type="dxa"/>
             <w:tcBorders>
               <w:right w:val="single" w:sz="8" w:space="0" w:color="000000"/>
             </w:tcBorders>
@@ -4209,6 +4289,7 @@
             <w:pPr>
               <w:pStyle w:val="Normal"/>
               <w:widowControl/>
+              <w:suppressAutoHyphens w:val="true"/>
               <w:spacing w:lineRule="auto" w:line="240" w:before="0" w:after="0"/>
               <w:jc w:val="left"/>
               <w:rPr>
@@ -4244,6 +4325,7 @@
             <w:pPr>
               <w:pStyle w:val="Normal"/>
               <w:widowControl/>
+              <w:suppressAutoHyphens w:val="true"/>
               <w:spacing w:lineRule="auto" w:line="240" w:before="0" w:after="0"/>
               <w:jc w:val="left"/>
               <w:rPr>
@@ -4273,6 +4355,7 @@
             <w:pPr>
               <w:pStyle w:val="Normal"/>
               <w:widowControl/>
+              <w:suppressAutoHyphens w:val="true"/>
               <w:spacing w:lineRule="auto" w:line="240" w:before="0" w:after="0"/>
               <w:jc w:val="left"/>
               <w:rPr>
@@ -4302,6 +4385,7 @@
             <w:pPr>
               <w:pStyle w:val="Normal"/>
               <w:widowControl/>
+              <w:suppressAutoHyphens w:val="true"/>
               <w:spacing w:lineRule="auto" w:line="240" w:before="0" w:after="0"/>
               <w:jc w:val="left"/>
               <w:rPr>
@@ -4320,7 +4404,7 @@
         </w:tc>
         <w:tc>
           <w:tcPr>
-            <w:tcW w:w="2172" w:type="dxa"/>
+            <w:tcW w:w="2173" w:type="dxa"/>
             <w:tcBorders>
               <w:bottom w:val="single" w:sz="8" w:space="0" w:color="000000"/>
               <w:right w:val="single" w:sz="8" w:space="0" w:color="000000"/>
@@ -4331,6 +4415,7 @@
             <w:pPr>
               <w:pStyle w:val="Normal"/>
               <w:widowControl/>
+              <w:suppressAutoHyphens w:val="true"/>
               <w:spacing w:lineRule="auto" w:line="240" w:before="0" w:after="0"/>
               <w:jc w:val="left"/>
               <w:rPr>
@@ -4409,24 +4494,18 @@
         </w:rPr>
       </w:pPr>
       <w:r>
-        <w:rPr>
-          <w:rFonts w:ascii="Arial" w:hAnsi="Arial"/>
-        </w:rPr>
+        <w:rPr/>
         <mc:AlternateContent>
           <mc:Choice Requires="wps">
             <w:drawing>
               <wp:inline distT="0" distB="0" distL="0" distR="0">
                 <wp:extent cx="5518150" cy="635"/>
                 <wp:effectExtent l="0" t="0" r="0" b="0"/>
-                <wp:docPr id="23" name=""/>
+                <wp:docPr id="12" name="Forma12"/>
                 <a:graphic xmlns:a="http://schemas.openxmlformats.org/drawingml/2006/main">
                   <a:graphicData uri="http://schemas.microsoft.com/office/word/2010/wordprocessingShape">
                     <wps:wsp>
                       <wps:cNvSpPr/>
-                      <wps:nvSpPr>
-                        <wps:cNvPr id="24" name=""/>
-                        <wps:cNvSpPr/>
-                      </wps:nvSpPr>
                       <wps:spPr>
                         <a:xfrm>
                           <a:off x="0" y="0"/>
@@ -4436,7 +4515,7 @@
                           <a:avLst/>
                         </a:prstGeom>
                         <a:solidFill>
-                          <a:srgbClr val="ffffff"/>
+                          <a:srgbClr val="FFFFFF"/>
                         </a:solidFill>
                         <a:ln w="0">
                           <a:solidFill>
@@ -4444,6 +4523,12 @@
                           </a:solidFill>
                         </a:ln>
                       </wps:spPr>
+                      <wps:style>
+                        <a:lnRef idx="0"/>
+                        <a:fillRef idx="0"/>
+                        <a:effectRef idx="0"/>
+                        <a:fontRef idx="minor"/>
+                      </wps:style>
                       <wps:bodyPr/>
                     </wps:wsp>
                   </a:graphicData>
@@ -4456,10 +4541,10 @@
           </mc:Choice>
           <mc:Fallback>
             <w:pict>
-              <v:rect id="shape_0" fillcolor="white" stroked="t" o:allowincell="f" style="position:absolute;margin-left:0pt;margin-top:-0.1pt;width:434.45pt;height:0pt;mso-wrap-style:none;v-text-anchor:middle;mso-position-horizontal:center;mso-position-vertical:top">
+              <v:rect id="shape_0" fillcolor="white" stroked="t" o:allowincell="f" style="position:absolute;margin-left:0pt;margin-top:-0.1pt;width:434.45pt;height:0pt;mso-wrap-style:none;v-text-anchor:middle;mso-position-vertical:top">
                 <v:fill o:detectmouseclick="t" type="solid" color2="black"/>
                 <v:stroke color="black" joinstyle="round" endcap="flat"/>
-                <w10:wrap type="topAndBottom"/>
+                <w10:wrap type="square"/>
               </v:rect>
             </w:pict>
           </mc:Fallback>
@@ -4623,24 +4708,18 @@
         </w:rPr>
       </w:pPr>
       <w:r>
-        <w:rPr>
-          <w:rFonts w:ascii="Arial" w:hAnsi="Arial"/>
-        </w:rPr>
+        <w:rPr/>
         <mc:AlternateContent>
           <mc:Choice Requires="wps">
             <w:drawing>
               <wp:inline distT="0" distB="0" distL="0" distR="0">
                 <wp:extent cx="5518150" cy="635"/>
                 <wp:effectExtent l="0" t="0" r="0" b="0"/>
-                <wp:docPr id="25" name=""/>
+                <wp:docPr id="13" name="Forma13"/>
                 <a:graphic xmlns:a="http://schemas.openxmlformats.org/drawingml/2006/main">
                   <a:graphicData uri="http://schemas.microsoft.com/office/word/2010/wordprocessingShape">
                     <wps:wsp>
                       <wps:cNvSpPr/>
-                      <wps:nvSpPr>
-                        <wps:cNvPr id="26" name=""/>
-                        <wps:cNvSpPr/>
-                      </wps:nvSpPr>
                       <wps:spPr>
                         <a:xfrm>
                           <a:off x="0" y="0"/>
@@ -4650,7 +4729,7 @@
                           <a:avLst/>
                         </a:prstGeom>
                         <a:solidFill>
-                          <a:srgbClr val="ffffff"/>
+                          <a:srgbClr val="FFFFFF"/>
                         </a:solidFill>
                         <a:ln w="0">
                           <a:solidFill>
@@ -4658,6 +4737,12 @@
                           </a:solidFill>
                         </a:ln>
                       </wps:spPr>
+                      <wps:style>
+                        <a:lnRef idx="0"/>
+                        <a:fillRef idx="0"/>
+                        <a:effectRef idx="0"/>
+                        <a:fontRef idx="minor"/>
+                      </wps:style>
                       <wps:bodyPr/>
                     </wps:wsp>
                   </a:graphicData>
@@ -4670,14 +4755,46 @@
           </mc:Choice>
           <mc:Fallback>
             <w:pict>
-              <v:rect id="shape_0" fillcolor="white" stroked="t" o:allowincell="f" style="position:absolute;margin-left:0pt;margin-top:-0.1pt;width:434.45pt;height:0pt;mso-wrap-style:none;v-text-anchor:middle;mso-position-horizontal:center;mso-position-vertical:top">
+              <v:rect id="shape_0" fillcolor="white" stroked="t" o:allowincell="f" style="position:absolute;margin-left:0pt;margin-top:-0.1pt;width:434.45pt;height:0pt;mso-wrap-style:none;v-text-anchor:middle;mso-position-vertical:top">
                 <v:fill o:detectmouseclick="t" type="solid" color2="black"/>
                 <v:stroke color="black" joinstyle="round" endcap="flat"/>
-                <w10:wrap type="topAndBottom"/>
+                <w10:wrap type="square"/>
               </v:rect>
             </w:pict>
           </mc:Fallback>
         </mc:AlternateContent>
+      </w:r>
+    </w:p>
+    <w:p>
+      <w:pPr>
+        <w:pStyle w:val="Normal"/>
+        <w:spacing w:lineRule="auto" w:line="271" w:before="240" w:after="120"/>
+        <w:rPr>
+          <w:rFonts w:ascii="Arial" w:hAnsi="Arial"/>
+        </w:rPr>
+      </w:pPr>
+      <w:r>
+        <w:rPr>
+          <w:rFonts w:ascii="Arial" w:hAnsi="Arial"/>
+          <w:b/>
+          <w:sz w:val="42"/>
+        </w:rPr>
+      </w:r>
+    </w:p>
+    <w:p>
+      <w:pPr>
+        <w:pStyle w:val="Normal"/>
+        <w:spacing w:lineRule="auto" w:line="271" w:before="240" w:after="120"/>
+        <w:rPr>
+          <w:rFonts w:ascii="Arial" w:hAnsi="Arial"/>
+        </w:rPr>
+      </w:pPr>
+      <w:r>
+        <w:rPr>
+          <w:rFonts w:ascii="Arial" w:hAnsi="Arial"/>
+          <w:b/>
+          <w:sz w:val="42"/>
+        </w:rPr>
       </w:r>
     </w:p>
     <w:p>
@@ -4715,7 +4832,7 @@
       </w:tblPr>
       <w:tblGrid>
         <w:gridCol w:w="4345"/>
-        <w:gridCol w:w="4344"/>
+        <w:gridCol w:w="4345"/>
       </w:tblGrid>
       <w:tr>
         <w:trPr>
@@ -4736,6 +4853,7 @@
             <w:pPr>
               <w:pStyle w:val="Normal"/>
               <w:widowControl/>
+              <w:suppressAutoHyphens w:val="true"/>
               <w:spacing w:lineRule="auto" w:line="240" w:before="0" w:after="0"/>
               <w:jc w:val="left"/>
               <w:rPr>
@@ -4754,7 +4872,7 @@
         </w:tc>
         <w:tc>
           <w:tcPr>
-            <w:tcW w:w="4344" w:type="dxa"/>
+            <w:tcW w:w="4345" w:type="dxa"/>
             <w:tcBorders>
               <w:top w:val="single" w:sz="8" w:space="0" w:color="000000"/>
               <w:bottom w:val="single" w:sz="8" w:space="0" w:color="000000"/>
@@ -4766,6 +4884,7 @@
             <w:pPr>
               <w:pStyle w:val="Normal"/>
               <w:widowControl/>
+              <w:suppressAutoHyphens w:val="true"/>
               <w:spacing w:lineRule="auto" w:line="240" w:before="0" w:after="0"/>
               <w:jc w:val="left"/>
               <w:rPr>
@@ -4800,6 +4919,7 @@
             <w:pPr>
               <w:pStyle w:val="Normal"/>
               <w:widowControl/>
+              <w:suppressAutoHyphens w:val="true"/>
               <w:spacing w:lineRule="auto" w:line="240" w:before="0" w:after="0"/>
               <w:jc w:val="left"/>
               <w:rPr>
@@ -4818,7 +4938,7 @@
         </w:tc>
         <w:tc>
           <w:tcPr>
-            <w:tcW w:w="4344" w:type="dxa"/>
+            <w:tcW w:w="4345" w:type="dxa"/>
             <w:tcBorders>
               <w:right w:val="single" w:sz="8" w:space="0" w:color="000000"/>
             </w:tcBorders>
@@ -4828,6 +4948,7 @@
             <w:pPr>
               <w:pStyle w:val="Normal"/>
               <w:widowControl/>
+              <w:suppressAutoHyphens w:val="true"/>
               <w:spacing w:lineRule="auto" w:line="240" w:before="0" w:after="0"/>
               <w:jc w:val="left"/>
               <w:rPr>
@@ -4862,6 +4983,7 @@
             <w:pPr>
               <w:pStyle w:val="Normal"/>
               <w:widowControl/>
+              <w:suppressAutoHyphens w:val="true"/>
               <w:spacing w:lineRule="auto" w:line="240" w:before="0" w:after="0"/>
               <w:jc w:val="left"/>
               <w:rPr>
@@ -4880,7 +5002,7 @@
         </w:tc>
         <w:tc>
           <w:tcPr>
-            <w:tcW w:w="4344" w:type="dxa"/>
+            <w:tcW w:w="4345" w:type="dxa"/>
             <w:tcBorders>
               <w:right w:val="single" w:sz="8" w:space="0" w:color="000000"/>
             </w:tcBorders>
@@ -4890,6 +5012,7 @@
             <w:pPr>
               <w:pStyle w:val="Normal"/>
               <w:widowControl/>
+              <w:suppressAutoHyphens w:val="true"/>
               <w:spacing w:lineRule="auto" w:line="240" w:before="0" w:after="0"/>
               <w:jc w:val="left"/>
               <w:rPr>
@@ -4924,6 +5047,7 @@
             <w:pPr>
               <w:pStyle w:val="Normal"/>
               <w:widowControl/>
+              <w:suppressAutoHyphens w:val="true"/>
               <w:spacing w:lineRule="auto" w:line="240" w:before="0" w:after="0"/>
               <w:jc w:val="left"/>
               <w:rPr>
@@ -4942,7 +5066,7 @@
         </w:tc>
         <w:tc>
           <w:tcPr>
-            <w:tcW w:w="4344" w:type="dxa"/>
+            <w:tcW w:w="4345" w:type="dxa"/>
             <w:tcBorders>
               <w:right w:val="single" w:sz="8" w:space="0" w:color="000000"/>
             </w:tcBorders>
@@ -4952,6 +5076,7 @@
             <w:pPr>
               <w:pStyle w:val="Normal"/>
               <w:widowControl/>
+              <w:suppressAutoHyphens w:val="true"/>
               <w:spacing w:lineRule="auto" w:line="240" w:before="0" w:after="0"/>
               <w:jc w:val="left"/>
               <w:rPr>
@@ -4987,6 +5112,7 @@
             <w:pPr>
               <w:pStyle w:val="Normal"/>
               <w:widowControl/>
+              <w:suppressAutoHyphens w:val="true"/>
               <w:spacing w:lineRule="auto" w:line="240" w:before="0" w:after="0"/>
               <w:jc w:val="left"/>
               <w:rPr>
@@ -5005,7 +5131,7 @@
         </w:tc>
         <w:tc>
           <w:tcPr>
-            <w:tcW w:w="4344" w:type="dxa"/>
+            <w:tcW w:w="4345" w:type="dxa"/>
             <w:tcBorders>
               <w:bottom w:val="single" w:sz="8" w:space="0" w:color="000000"/>
               <w:right w:val="single" w:sz="8" w:space="0" w:color="000000"/>
@@ -5016,6 +5142,7 @@
             <w:pPr>
               <w:pStyle w:val="Normal"/>
               <w:widowControl/>
+              <w:suppressAutoHyphens w:val="true"/>
               <w:spacing w:lineRule="auto" w:line="240" w:before="0" w:after="0"/>
               <w:jc w:val="left"/>
               <w:rPr>
@@ -5072,24 +5199,18 @@
         </w:rPr>
       </w:pPr>
       <w:r>
-        <w:rPr>
-          <w:rFonts w:ascii="Arial" w:hAnsi="Arial"/>
-        </w:rPr>
+        <w:rPr/>
         <mc:AlternateContent>
           <mc:Choice Requires="wps">
             <w:drawing>
               <wp:inline distT="0" distB="0" distL="0" distR="0">
                 <wp:extent cx="5518150" cy="635"/>
                 <wp:effectExtent l="0" t="0" r="0" b="0"/>
-                <wp:docPr id="27" name=""/>
+                <wp:docPr id="14" name="Forma14"/>
                 <a:graphic xmlns:a="http://schemas.openxmlformats.org/drawingml/2006/main">
                   <a:graphicData uri="http://schemas.microsoft.com/office/word/2010/wordprocessingShape">
                     <wps:wsp>
                       <wps:cNvSpPr/>
-                      <wps:nvSpPr>
-                        <wps:cNvPr id="28" name=""/>
-                        <wps:cNvSpPr/>
-                      </wps:nvSpPr>
                       <wps:spPr>
                         <a:xfrm>
                           <a:off x="0" y="0"/>
@@ -5099,7 +5220,7 @@
                           <a:avLst/>
                         </a:prstGeom>
                         <a:solidFill>
-                          <a:srgbClr val="ffffff"/>
+                          <a:srgbClr val="FFFFFF"/>
                         </a:solidFill>
                         <a:ln w="0">
                           <a:solidFill>
@@ -5107,6 +5228,12 @@
                           </a:solidFill>
                         </a:ln>
                       </wps:spPr>
+                      <wps:style>
+                        <a:lnRef idx="0"/>
+                        <a:fillRef idx="0"/>
+                        <a:effectRef idx="0"/>
+                        <a:fontRef idx="minor"/>
+                      </wps:style>
                       <wps:bodyPr/>
                     </wps:wsp>
                   </a:graphicData>
@@ -5119,10 +5246,10 @@
           </mc:Choice>
           <mc:Fallback>
             <w:pict>
-              <v:rect id="shape_0" fillcolor="white" stroked="t" o:allowincell="f" style="position:absolute;margin-left:0pt;margin-top:-0.1pt;width:434.45pt;height:0pt;mso-wrap-style:none;v-text-anchor:middle;mso-position-horizontal:center;mso-position-vertical:top">
+              <v:rect id="shape_0" fillcolor="white" stroked="t" o:allowincell="f" style="position:absolute;margin-left:0pt;margin-top:-0.1pt;width:434.45pt;height:0pt;mso-wrap-style:none;v-text-anchor:middle;mso-position-vertical:top">
                 <v:fill o:detectmouseclick="t" type="solid" color2="black"/>
                 <v:stroke color="black" joinstyle="round" endcap="flat"/>
-                <w10:wrap type="topAndBottom"/>
+                <w10:wrap type="square"/>
               </v:rect>
             </w:pict>
           </mc:Fallback>
@@ -5152,9 +5279,8 @@
       <w:pPr>
         <w:pStyle w:val="Normal"/>
         <w:spacing w:lineRule="auto" w:line="240" w:before="0" w:after="210"/>
-        <w:rPr>
-          <w:rFonts w:ascii="Arial" w:hAnsi="Arial"/>
-        </w:rPr>
+        <w:jc w:val="both"/>
+        <w:rPr/>
       </w:pPr>
       <w:r>
         <w:rPr>
@@ -5167,9 +5293,8 @@
       <w:pPr>
         <w:pStyle w:val="Normal"/>
         <w:spacing w:lineRule="auto" w:line="240" w:before="0" w:after="210"/>
-        <w:rPr>
-          <w:rFonts w:ascii="Arial" w:hAnsi="Arial"/>
-        </w:rPr>
+        <w:jc w:val="both"/>
+        <w:rPr/>
       </w:pPr>
       <w:r>
         <w:rPr>
@@ -5182,9 +5307,8 @@
       <w:pPr>
         <w:pStyle w:val="Normal"/>
         <w:spacing w:lineRule="auto" w:line="240" w:before="0" w:after="210"/>
-        <w:rPr>
-          <w:rFonts w:ascii="Arial" w:hAnsi="Arial"/>
-        </w:rPr>
+        <w:jc w:val="both"/>
+        <w:rPr/>
       </w:pPr>
       <w:r>
         <w:rPr>
@@ -5202,24 +5326,18 @@
         </w:rPr>
       </w:pPr>
       <w:r>
-        <w:rPr>
-          <w:rFonts w:ascii="Arial" w:hAnsi="Arial"/>
-        </w:rPr>
+        <w:rPr/>
         <mc:AlternateContent>
           <mc:Choice Requires="wps">
             <w:drawing>
               <wp:inline distT="0" distB="0" distL="0" distR="0">
                 <wp:extent cx="5518150" cy="635"/>
                 <wp:effectExtent l="0" t="0" r="0" b="0"/>
-                <wp:docPr id="29" name=""/>
+                <wp:docPr id="15" name="Forma15"/>
                 <a:graphic xmlns:a="http://schemas.openxmlformats.org/drawingml/2006/main">
                   <a:graphicData uri="http://schemas.microsoft.com/office/word/2010/wordprocessingShape">
                     <wps:wsp>
                       <wps:cNvSpPr/>
-                      <wps:nvSpPr>
-                        <wps:cNvPr id="30" name=""/>
-                        <wps:cNvSpPr/>
-                      </wps:nvSpPr>
                       <wps:spPr>
                         <a:xfrm>
                           <a:off x="0" y="0"/>
@@ -5229,7 +5347,7 @@
                           <a:avLst/>
                         </a:prstGeom>
                         <a:solidFill>
-                          <a:srgbClr val="ffffff"/>
+                          <a:srgbClr val="FFFFFF"/>
                         </a:solidFill>
                         <a:ln w="0">
                           <a:solidFill>
@@ -5237,6 +5355,12 @@
                           </a:solidFill>
                         </a:ln>
                       </wps:spPr>
+                      <wps:style>
+                        <a:lnRef idx="0"/>
+                        <a:fillRef idx="0"/>
+                        <a:effectRef idx="0"/>
+                        <a:fontRef idx="minor"/>
+                      </wps:style>
                       <wps:bodyPr/>
                     </wps:wsp>
                   </a:graphicData>
@@ -5249,10 +5373,10 @@
           </mc:Choice>
           <mc:Fallback>
             <w:pict>
-              <v:rect id="shape_0" fillcolor="white" stroked="t" o:allowincell="f" style="position:absolute;margin-left:0pt;margin-top:-0.1pt;width:434.45pt;height:0pt;mso-wrap-style:none;v-text-anchor:middle;mso-position-horizontal:center;mso-position-vertical:top">
+              <v:rect id="shape_0" fillcolor="white" stroked="t" o:allowincell="f" style="position:absolute;margin-left:0pt;margin-top:-0.1pt;width:434.45pt;height:0pt;mso-wrap-style:none;v-text-anchor:middle;mso-position-vertical:top">
                 <v:fill o:detectmouseclick="t" type="solid" color2="black"/>
                 <v:stroke color="black" joinstyle="round" endcap="flat"/>
-                <w10:wrap type="topAndBottom"/>
+                <w10:wrap type="square"/>
               </v:rect>
             </w:pict>
           </mc:Fallback>
@@ -5317,24 +5441,18 @@
         </w:rPr>
       </w:pPr>
       <w:r>
-        <w:rPr>
-          <w:rFonts w:ascii="Arial" w:hAnsi="Arial"/>
-        </w:rPr>
+        <w:rPr/>
         <mc:AlternateContent>
           <mc:Choice Requires="wps">
             <w:drawing>
               <wp:inline distT="0" distB="0" distL="0" distR="0">
                 <wp:extent cx="5518150" cy="635"/>
                 <wp:effectExtent l="0" t="0" r="0" b="0"/>
-                <wp:docPr id="31" name=""/>
+                <wp:docPr id="16" name="Forma16"/>
                 <a:graphic xmlns:a="http://schemas.openxmlformats.org/drawingml/2006/main">
                   <a:graphicData uri="http://schemas.microsoft.com/office/word/2010/wordprocessingShape">
                     <wps:wsp>
                       <wps:cNvSpPr/>
-                      <wps:nvSpPr>
-                        <wps:cNvPr id="32" name=""/>
-                        <wps:cNvSpPr/>
-                      </wps:nvSpPr>
                       <wps:spPr>
                         <a:xfrm>
                           <a:off x="0" y="0"/>
@@ -5344,7 +5462,7 @@
                           <a:avLst/>
                         </a:prstGeom>
                         <a:solidFill>
-                          <a:srgbClr val="ffffff"/>
+                          <a:srgbClr val="FFFFFF"/>
                         </a:solidFill>
                         <a:ln w="0">
                           <a:solidFill>
@@ -5352,6 +5470,12 @@
                           </a:solidFill>
                         </a:ln>
                       </wps:spPr>
+                      <wps:style>
+                        <a:lnRef idx="0"/>
+                        <a:fillRef idx="0"/>
+                        <a:effectRef idx="0"/>
+                        <a:fontRef idx="minor"/>
+                      </wps:style>
                       <wps:bodyPr/>
                     </wps:wsp>
                   </a:graphicData>
@@ -5364,10 +5488,10 @@
           </mc:Choice>
           <mc:Fallback>
             <w:pict>
-              <v:rect id="shape_0" fillcolor="white" stroked="t" o:allowincell="f" style="position:absolute;margin-left:0pt;margin-top:-0.1pt;width:434.45pt;height:0pt;mso-wrap-style:none;v-text-anchor:middle;mso-position-horizontal:center;mso-position-vertical:top">
+              <v:rect id="shape_0" fillcolor="white" stroked="t" o:allowincell="f" style="position:absolute;margin-left:0pt;margin-top:-0.1pt;width:434.45pt;height:0pt;mso-wrap-style:none;v-text-anchor:middle;mso-position-vertical:top">
                 <v:fill o:detectmouseclick="t" type="solid" color2="black"/>
                 <v:stroke color="black" joinstyle="round" endcap="flat"/>
-                <w10:wrap type="topAndBottom"/>
+                <w10:wrap type="square"/>
               </v:rect>
             </w:pict>
           </mc:Fallback>
@@ -5399,7 +5523,7 @@
         <w:rPr>
           <w:rFonts w:eastAsia="Georgia" w:cs="Georgia" w:ascii="Arial" w:hAnsi="Arial"/>
         </w:rPr>
-        <w:t>Equipo de Análisis Estratégico</w:t>
+        <w:t>Sr. Yuri Urzua Lebuy</w:t>
       </w:r>
       <w:r>
         <w:rPr>
@@ -5428,7 +5552,19 @@
         <w:rPr>
           <w:rFonts w:ascii="Arial" w:hAnsi="Arial"/>
         </w:rPr>
-        <w:t xml:space="preserve"> Enero 2026</w:t>
+        <w:t xml:space="preserve"> </w:t>
+      </w:r>
+      <w:r>
+        <w:rPr>
+          <w:rFonts w:ascii="Arial" w:hAnsi="Arial"/>
+        </w:rPr>
+        <w:t>Febrero</w:t>
+      </w:r>
+      <w:r>
+        <w:rPr>
+          <w:rFonts w:ascii="Arial" w:hAnsi="Arial"/>
+        </w:rPr>
+        <w:t xml:space="preserve"> 2026</w:t>
       </w:r>
     </w:p>
     <w:p>
@@ -5456,7 +5592,7 @@
     <w:sectPr>
       <w:type w:val="nextPage"/>
       <w:pgSz w:w="12240" w:h="15840"/>
-      <w:pgMar w:left="1775" w:right="1775" w:gutter="0" w:header="0" w:top="1415" w:footer="0" w:bottom="1415"/>
+      <w:pgMar w:left="1116" w:right="1775" w:gutter="0" w:header="0" w:top="1415" w:footer="0" w:bottom="1415"/>
       <w:pgNumType w:fmt="decimal"/>
       <w:formProt w:val="false"/>
       <w:textDirection w:val="lrTb"/>
@@ -5477,7 +5613,7 @@
       <w:lvlJc w:val="left"/>
       <w:pPr>
         <w:tabs>
-          <w:tab w:val="num" w:pos="1080"/>
+          <w:tab w:val="num" w:pos="0"/>
         </w:tabs>
         <w:ind w:left="720" w:hanging="360"/>
       </w:pPr>
@@ -5496,6 +5632,7 @@
         </w:tabs>
         <w:ind w:left="1080" w:hanging="360"/>
       </w:pPr>
+      <w:rPr/>
     </w:lvl>
     <w:lvl w:ilvl="2">
       <w:start w:val="1"/>
@@ -5508,6 +5645,7 @@
         </w:tabs>
         <w:ind w:left="1440" w:hanging="360"/>
       </w:pPr>
+      <w:rPr/>
     </w:lvl>
     <w:lvl w:ilvl="3">
       <w:start w:val="1"/>
@@ -5520,6 +5658,7 @@
         </w:tabs>
         <w:ind w:left="1800" w:hanging="360"/>
       </w:pPr>
+      <w:rPr/>
     </w:lvl>
     <w:lvl w:ilvl="4">
       <w:start w:val="1"/>
@@ -5532,6 +5671,7 @@
         </w:tabs>
         <w:ind w:left="2160" w:hanging="360"/>
       </w:pPr>
+      <w:rPr/>
     </w:lvl>
     <w:lvl w:ilvl="5">
       <w:start w:val="1"/>
@@ -5544,6 +5684,7 @@
         </w:tabs>
         <w:ind w:left="2520" w:hanging="360"/>
       </w:pPr>
+      <w:rPr/>
     </w:lvl>
     <w:lvl w:ilvl="6">
       <w:start w:val="1"/>
@@ -5556,6 +5697,7 @@
         </w:tabs>
         <w:ind w:left="2880" w:hanging="360"/>
       </w:pPr>
+      <w:rPr/>
     </w:lvl>
     <w:lvl w:ilvl="7">
       <w:start w:val="1"/>
@@ -5568,6 +5710,7 @@
         </w:tabs>
         <w:ind w:left="3240" w:hanging="360"/>
       </w:pPr>
+      <w:rPr/>
     </w:lvl>
     <w:lvl w:ilvl="8">
       <w:start w:val="1"/>
@@ -5580,6 +5723,7 @@
         </w:tabs>
         <w:ind w:left="3600" w:hanging="360"/>
       </w:pPr>
+      <w:rPr/>
     </w:lvl>
   </w:abstractNum>
   <w:abstractNum w:abstractNumId="2">
@@ -5591,7 +5735,7 @@
       <w:lvlJc w:val="left"/>
       <w:pPr>
         <w:tabs>
-          <w:tab w:val="num" w:pos="1080"/>
+          <w:tab w:val="num" w:pos="0"/>
         </w:tabs>
         <w:ind w:left="720" w:hanging="360"/>
       </w:pPr>
@@ -5610,6 +5754,7 @@
         </w:tabs>
         <w:ind w:left="1080" w:hanging="360"/>
       </w:pPr>
+      <w:rPr/>
     </w:lvl>
     <w:lvl w:ilvl="2">
       <w:start w:val="1"/>
@@ -5622,6 +5767,7 @@
         </w:tabs>
         <w:ind w:left="1440" w:hanging="360"/>
       </w:pPr>
+      <w:rPr/>
     </w:lvl>
     <w:lvl w:ilvl="3">
       <w:start w:val="1"/>
@@ -5634,6 +5780,7 @@
         </w:tabs>
         <w:ind w:left="1800" w:hanging="360"/>
       </w:pPr>
+      <w:rPr/>
     </w:lvl>
     <w:lvl w:ilvl="4">
       <w:start w:val="1"/>
@@ -5646,6 +5793,7 @@
         </w:tabs>
         <w:ind w:left="2160" w:hanging="360"/>
       </w:pPr>
+      <w:rPr/>
     </w:lvl>
     <w:lvl w:ilvl="5">
       <w:start w:val="1"/>
@@ -5658,6 +5806,7 @@
         </w:tabs>
         <w:ind w:left="2520" w:hanging="360"/>
       </w:pPr>
+      <w:rPr/>
     </w:lvl>
     <w:lvl w:ilvl="6">
       <w:start w:val="1"/>
@@ -5670,6 +5819,7 @@
         </w:tabs>
         <w:ind w:left="2880" w:hanging="360"/>
       </w:pPr>
+      <w:rPr/>
     </w:lvl>
     <w:lvl w:ilvl="7">
       <w:start w:val="1"/>
@@ -5682,6 +5832,7 @@
         </w:tabs>
         <w:ind w:left="3240" w:hanging="360"/>
       </w:pPr>
+      <w:rPr/>
     </w:lvl>
     <w:lvl w:ilvl="8">
       <w:start w:val="1"/>
@@ -5694,6 +5845,7 @@
         </w:tabs>
         <w:ind w:left="3600" w:hanging="360"/>
       </w:pPr>
+      <w:rPr/>
     </w:lvl>
   </w:abstractNum>
   <w:abstractNum w:abstractNumId="3">
@@ -5705,7 +5857,7 @@
       <w:lvlJc w:val="left"/>
       <w:pPr>
         <w:tabs>
-          <w:tab w:val="num" w:pos="1080"/>
+          <w:tab w:val="num" w:pos="0"/>
         </w:tabs>
         <w:ind w:left="720" w:hanging="360"/>
       </w:pPr>
@@ -5724,6 +5876,7 @@
         </w:tabs>
         <w:ind w:left="1080" w:hanging="360"/>
       </w:pPr>
+      <w:rPr/>
     </w:lvl>
     <w:lvl w:ilvl="2">
       <w:start w:val="1"/>
@@ -5736,6 +5889,7 @@
         </w:tabs>
         <w:ind w:left="1440" w:hanging="360"/>
       </w:pPr>
+      <w:rPr/>
     </w:lvl>
     <w:lvl w:ilvl="3">
       <w:start w:val="1"/>
@@ -5748,6 +5902,7 @@
         </w:tabs>
         <w:ind w:left="1800" w:hanging="360"/>
       </w:pPr>
+      <w:rPr/>
     </w:lvl>
     <w:lvl w:ilvl="4">
       <w:start w:val="1"/>
@@ -5760,6 +5915,7 @@
         </w:tabs>
         <w:ind w:left="2160" w:hanging="360"/>
       </w:pPr>
+      <w:rPr/>
     </w:lvl>
     <w:lvl w:ilvl="5">
       <w:start w:val="1"/>
@@ -5772,6 +5928,7 @@
         </w:tabs>
         <w:ind w:left="2520" w:hanging="360"/>
       </w:pPr>
+      <w:rPr/>
     </w:lvl>
     <w:lvl w:ilvl="6">
       <w:start w:val="1"/>
@@ -5784,6 +5941,7 @@
         </w:tabs>
         <w:ind w:left="2880" w:hanging="360"/>
       </w:pPr>
+      <w:rPr/>
     </w:lvl>
     <w:lvl w:ilvl="7">
       <w:start w:val="1"/>
@@ -5796,6 +5954,7 @@
         </w:tabs>
         <w:ind w:left="3240" w:hanging="360"/>
       </w:pPr>
+      <w:rPr/>
     </w:lvl>
     <w:lvl w:ilvl="8">
       <w:start w:val="1"/>
@@ -5808,6 +5967,7 @@
         </w:tabs>
         <w:ind w:left="3600" w:hanging="360"/>
       </w:pPr>
+      <w:rPr/>
     </w:lvl>
   </w:abstractNum>
   <w:abstractNum w:abstractNumId="4">
@@ -5819,7 +5979,7 @@
       <w:lvlJc w:val="left"/>
       <w:pPr>
         <w:tabs>
-          <w:tab w:val="num" w:pos="1080"/>
+          <w:tab w:val="num" w:pos="0"/>
         </w:tabs>
         <w:ind w:left="720" w:hanging="360"/>
       </w:pPr>
@@ -5838,6 +5998,7 @@
         </w:tabs>
         <w:ind w:left="1080" w:hanging="360"/>
       </w:pPr>
+      <w:rPr/>
     </w:lvl>
     <w:lvl w:ilvl="2">
       <w:start w:val="1"/>
@@ -5850,6 +6011,7 @@
         </w:tabs>
         <w:ind w:left="1440" w:hanging="360"/>
       </w:pPr>
+      <w:rPr/>
     </w:lvl>
     <w:lvl w:ilvl="3">
       <w:start w:val="1"/>
@@ -5862,6 +6024,7 @@
         </w:tabs>
         <w:ind w:left="1800" w:hanging="360"/>
       </w:pPr>
+      <w:rPr/>
     </w:lvl>
     <w:lvl w:ilvl="4">
       <w:start w:val="1"/>
@@ -5874,6 +6037,7 @@
         </w:tabs>
         <w:ind w:left="2160" w:hanging="360"/>
       </w:pPr>
+      <w:rPr/>
     </w:lvl>
     <w:lvl w:ilvl="5">
       <w:start w:val="1"/>
@@ -5886,6 +6050,7 @@
         </w:tabs>
         <w:ind w:left="2520" w:hanging="360"/>
       </w:pPr>
+      <w:rPr/>
     </w:lvl>
     <w:lvl w:ilvl="6">
       <w:start w:val="1"/>
@@ -5898,6 +6063,7 @@
         </w:tabs>
         <w:ind w:left="2880" w:hanging="360"/>
       </w:pPr>
+      <w:rPr/>
     </w:lvl>
     <w:lvl w:ilvl="7">
       <w:start w:val="1"/>
@@ -5910,6 +6076,7 @@
         </w:tabs>
         <w:ind w:left="3240" w:hanging="360"/>
       </w:pPr>
+      <w:rPr/>
     </w:lvl>
     <w:lvl w:ilvl="8">
       <w:start w:val="1"/>
@@ -5922,6 +6089,7 @@
         </w:tabs>
         <w:ind w:left="3600" w:hanging="360"/>
       </w:pPr>
+      <w:rPr/>
     </w:lvl>
   </w:abstractNum>
   <w:abstractNum w:abstractNumId="5">
@@ -5933,7 +6101,7 @@
       <w:lvlJc w:val="left"/>
       <w:pPr>
         <w:tabs>
-          <w:tab w:val="num" w:pos="1080"/>
+          <w:tab w:val="num" w:pos="0"/>
         </w:tabs>
         <w:ind w:left="720" w:hanging="360"/>
       </w:pPr>
@@ -5952,6 +6120,7 @@
         </w:tabs>
         <w:ind w:left="1080" w:hanging="360"/>
       </w:pPr>
+      <w:rPr/>
     </w:lvl>
     <w:lvl w:ilvl="2">
       <w:start w:val="1"/>
@@ -5964,6 +6133,7 @@
         </w:tabs>
         <w:ind w:left="1440" w:hanging="360"/>
       </w:pPr>
+      <w:rPr/>
     </w:lvl>
     <w:lvl w:ilvl="3">
       <w:start w:val="1"/>
@@ -5976,6 +6146,7 @@
         </w:tabs>
         <w:ind w:left="1800" w:hanging="360"/>
       </w:pPr>
+      <w:rPr/>
     </w:lvl>
     <w:lvl w:ilvl="4">
       <w:start w:val="1"/>
@@ -5988,6 +6159,7 @@
         </w:tabs>
         <w:ind w:left="2160" w:hanging="360"/>
       </w:pPr>
+      <w:rPr/>
     </w:lvl>
     <w:lvl w:ilvl="5">
       <w:start w:val="1"/>
@@ -6000,6 +6172,7 @@
         </w:tabs>
         <w:ind w:left="2520" w:hanging="360"/>
       </w:pPr>
+      <w:rPr/>
     </w:lvl>
     <w:lvl w:ilvl="6">
       <w:start w:val="1"/>
@@ -6012,6 +6185,7 @@
         </w:tabs>
         <w:ind w:left="2880" w:hanging="360"/>
       </w:pPr>
+      <w:rPr/>
     </w:lvl>
     <w:lvl w:ilvl="7">
       <w:start w:val="1"/>
@@ -6024,6 +6198,7 @@
         </w:tabs>
         <w:ind w:left="3240" w:hanging="360"/>
       </w:pPr>
+      <w:rPr/>
     </w:lvl>
     <w:lvl w:ilvl="8">
       <w:start w:val="1"/>
@@ -6036,6 +6211,7 @@
         </w:tabs>
         <w:ind w:left="3600" w:hanging="360"/>
       </w:pPr>
+      <w:rPr/>
     </w:lvl>
   </w:abstractNum>
   <w:abstractNum w:abstractNumId="6">
@@ -6047,7 +6223,7 @@
       <w:lvlJc w:val="left"/>
       <w:pPr>
         <w:tabs>
-          <w:tab w:val="num" w:pos="1080"/>
+          <w:tab w:val="num" w:pos="0"/>
         </w:tabs>
         <w:ind w:left="720" w:hanging="360"/>
       </w:pPr>
@@ -6066,6 +6242,7 @@
         </w:tabs>
         <w:ind w:left="1080" w:hanging="360"/>
       </w:pPr>
+      <w:rPr/>
     </w:lvl>
     <w:lvl w:ilvl="2">
       <w:start w:val="1"/>
@@ -6078,6 +6255,7 @@
         </w:tabs>
         <w:ind w:left="1440" w:hanging="360"/>
       </w:pPr>
+      <w:rPr/>
     </w:lvl>
     <w:lvl w:ilvl="3">
       <w:start w:val="1"/>
@@ -6090,6 +6268,7 @@
         </w:tabs>
         <w:ind w:left="1800" w:hanging="360"/>
       </w:pPr>
+      <w:rPr/>
     </w:lvl>
     <w:lvl w:ilvl="4">
       <w:start w:val="1"/>
@@ -6102,6 +6281,7 @@
         </w:tabs>
         <w:ind w:left="2160" w:hanging="360"/>
       </w:pPr>
+      <w:rPr/>
     </w:lvl>
     <w:lvl w:ilvl="5">
       <w:start w:val="1"/>
@@ -6114,6 +6294,7 @@
         </w:tabs>
         <w:ind w:left="2520" w:hanging="360"/>
       </w:pPr>
+      <w:rPr/>
     </w:lvl>
     <w:lvl w:ilvl="6">
       <w:start w:val="1"/>
@@ -6126,6 +6307,7 @@
         </w:tabs>
         <w:ind w:left="2880" w:hanging="360"/>
       </w:pPr>
+      <w:rPr/>
     </w:lvl>
     <w:lvl w:ilvl="7">
       <w:start w:val="1"/>
@@ -6138,6 +6320,7 @@
         </w:tabs>
         <w:ind w:left="3240" w:hanging="360"/>
       </w:pPr>
+      <w:rPr/>
     </w:lvl>
     <w:lvl w:ilvl="8">
       <w:start w:val="1"/>
@@ -6150,6 +6333,7 @@
         </w:tabs>
         <w:ind w:left="3600" w:hanging="360"/>
       </w:pPr>
+      <w:rPr/>
     </w:lvl>
   </w:abstractNum>
   <w:abstractNum w:abstractNumId="7">
@@ -6161,7 +6345,7 @@
       <w:lvlJc w:val="left"/>
       <w:pPr>
         <w:tabs>
-          <w:tab w:val="num" w:pos="1080"/>
+          <w:tab w:val="num" w:pos="0"/>
         </w:tabs>
         <w:ind w:left="720" w:hanging="360"/>
       </w:pPr>
@@ -6180,6 +6364,7 @@
         </w:tabs>
         <w:ind w:left="1080" w:hanging="360"/>
       </w:pPr>
+      <w:rPr/>
     </w:lvl>
     <w:lvl w:ilvl="2">
       <w:start w:val="1"/>
@@ -6192,6 +6377,7 @@
         </w:tabs>
         <w:ind w:left="1440" w:hanging="360"/>
       </w:pPr>
+      <w:rPr/>
     </w:lvl>
     <w:lvl w:ilvl="3">
       <w:start w:val="1"/>
@@ -6204,6 +6390,7 @@
         </w:tabs>
         <w:ind w:left="1800" w:hanging="360"/>
       </w:pPr>
+      <w:rPr/>
     </w:lvl>
     <w:lvl w:ilvl="4">
       <w:start w:val="1"/>
@@ -6216,6 +6403,7 @@
         </w:tabs>
         <w:ind w:left="2160" w:hanging="360"/>
       </w:pPr>
+      <w:rPr/>
     </w:lvl>
     <w:lvl w:ilvl="5">
       <w:start w:val="1"/>
@@ -6228,6 +6416,7 @@
         </w:tabs>
         <w:ind w:left="2520" w:hanging="360"/>
       </w:pPr>
+      <w:rPr/>
     </w:lvl>
     <w:lvl w:ilvl="6">
       <w:start w:val="1"/>
@@ -6240,6 +6429,7 @@
         </w:tabs>
         <w:ind w:left="2880" w:hanging="360"/>
       </w:pPr>
+      <w:rPr/>
     </w:lvl>
     <w:lvl w:ilvl="7">
       <w:start w:val="1"/>
@@ -6252,6 +6442,7 @@
         </w:tabs>
         <w:ind w:left="3240" w:hanging="360"/>
       </w:pPr>
+      <w:rPr/>
     </w:lvl>
     <w:lvl w:ilvl="8">
       <w:start w:val="1"/>
@@ -6264,6 +6455,7 @@
         </w:tabs>
         <w:ind w:left="3600" w:hanging="360"/>
       </w:pPr>
+      <w:rPr/>
     </w:lvl>
   </w:abstractNum>
   <w:abstractNum w:abstractNumId="8">
@@ -6275,7 +6467,7 @@
       <w:lvlJc w:val="left"/>
       <w:pPr>
         <w:tabs>
-          <w:tab w:val="num" w:pos="1080"/>
+          <w:tab w:val="num" w:pos="0"/>
         </w:tabs>
         <w:ind w:left="720" w:hanging="360"/>
       </w:pPr>
@@ -6294,6 +6486,7 @@
         </w:tabs>
         <w:ind w:left="1080" w:hanging="360"/>
       </w:pPr>
+      <w:rPr/>
     </w:lvl>
     <w:lvl w:ilvl="2">
       <w:start w:val="1"/>
@@ -6306,6 +6499,7 @@
         </w:tabs>
         <w:ind w:left="1440" w:hanging="360"/>
       </w:pPr>
+      <w:rPr/>
     </w:lvl>
     <w:lvl w:ilvl="3">
       <w:start w:val="1"/>
@@ -6318,6 +6512,7 @@
         </w:tabs>
         <w:ind w:left="1800" w:hanging="360"/>
       </w:pPr>
+      <w:rPr/>
     </w:lvl>
     <w:lvl w:ilvl="4">
       <w:start w:val="1"/>
@@ -6330,6 +6525,7 @@
         </w:tabs>
         <w:ind w:left="2160" w:hanging="360"/>
       </w:pPr>
+      <w:rPr/>
     </w:lvl>
     <w:lvl w:ilvl="5">
       <w:start w:val="1"/>
@@ -6342,6 +6538,7 @@
         </w:tabs>
         <w:ind w:left="2520" w:hanging="360"/>
       </w:pPr>
+      <w:rPr/>
     </w:lvl>
     <w:lvl w:ilvl="6">
       <w:start w:val="1"/>
@@ -6354,6 +6551,7 @@
         </w:tabs>
         <w:ind w:left="2880" w:hanging="360"/>
       </w:pPr>
+      <w:rPr/>
     </w:lvl>
     <w:lvl w:ilvl="7">
       <w:start w:val="1"/>
@@ -6366,6 +6564,7 @@
         </w:tabs>
         <w:ind w:left="3240" w:hanging="360"/>
       </w:pPr>
+      <w:rPr/>
     </w:lvl>
     <w:lvl w:ilvl="8">
       <w:start w:val="1"/>
@@ -6378,6 +6577,7 @@
         </w:tabs>
         <w:ind w:left="3600" w:hanging="360"/>
       </w:pPr>
+      <w:rPr/>
     </w:lvl>
   </w:abstractNum>
   <w:abstractNum w:abstractNumId="9">
@@ -6389,7 +6589,7 @@
       <w:lvlJc w:val="left"/>
       <w:pPr>
         <w:tabs>
-          <w:tab w:val="num" w:pos="1080"/>
+          <w:tab w:val="num" w:pos="0"/>
         </w:tabs>
         <w:ind w:left="720" w:hanging="360"/>
       </w:pPr>
@@ -6408,6 +6608,7 @@
         </w:tabs>
         <w:ind w:left="1080" w:hanging="360"/>
       </w:pPr>
+      <w:rPr/>
     </w:lvl>
     <w:lvl w:ilvl="2">
       <w:start w:val="1"/>
@@ -6420,6 +6621,7 @@
         </w:tabs>
         <w:ind w:left="1440" w:hanging="360"/>
       </w:pPr>
+      <w:rPr/>
     </w:lvl>
     <w:lvl w:ilvl="3">
       <w:start w:val="1"/>
@@ -6432,6 +6634,7 @@
         </w:tabs>
         <w:ind w:left="1800" w:hanging="360"/>
       </w:pPr>
+      <w:rPr/>
     </w:lvl>
     <w:lvl w:ilvl="4">
       <w:start w:val="1"/>
@@ -6444,6 +6647,7 @@
         </w:tabs>
         <w:ind w:left="2160" w:hanging="360"/>
       </w:pPr>
+      <w:rPr/>
     </w:lvl>
     <w:lvl w:ilvl="5">
       <w:start w:val="1"/>
@@ -6456,6 +6660,7 @@
         </w:tabs>
         <w:ind w:left="2520" w:hanging="360"/>
       </w:pPr>
+      <w:rPr/>
     </w:lvl>
     <w:lvl w:ilvl="6">
       <w:start w:val="1"/>
@@ -6468,6 +6673,7 @@
         </w:tabs>
         <w:ind w:left="2880" w:hanging="360"/>
       </w:pPr>
+      <w:rPr/>
     </w:lvl>
     <w:lvl w:ilvl="7">
       <w:start w:val="1"/>
@@ -6480,6 +6686,7 @@
         </w:tabs>
         <w:ind w:left="3240" w:hanging="360"/>
       </w:pPr>
+      <w:rPr/>
     </w:lvl>
     <w:lvl w:ilvl="8">
       <w:start w:val="1"/>
@@ -6492,6 +6699,7 @@
         </w:tabs>
         <w:ind w:left="3600" w:hanging="360"/>
       </w:pPr>
+      <w:rPr/>
     </w:lvl>
   </w:abstractNum>
   <w:abstractNum w:abstractNumId="10">
@@ -6503,7 +6711,7 @@
       <w:lvlJc w:val="left"/>
       <w:pPr>
         <w:tabs>
-          <w:tab w:val="num" w:pos="1080"/>
+          <w:tab w:val="num" w:pos="0"/>
         </w:tabs>
         <w:ind w:left="720" w:hanging="360"/>
       </w:pPr>
@@ -6522,6 +6730,7 @@
         </w:tabs>
         <w:ind w:left="1080" w:hanging="360"/>
       </w:pPr>
+      <w:rPr/>
     </w:lvl>
     <w:lvl w:ilvl="2">
       <w:start w:val="1"/>
@@ -6534,6 +6743,7 @@
         </w:tabs>
         <w:ind w:left="1440" w:hanging="360"/>
       </w:pPr>
+      <w:rPr/>
     </w:lvl>
     <w:lvl w:ilvl="3">
       <w:start w:val="1"/>
@@ -6546,6 +6756,7 @@
         </w:tabs>
         <w:ind w:left="1800" w:hanging="360"/>
       </w:pPr>
+      <w:rPr/>
     </w:lvl>
     <w:lvl w:ilvl="4">
       <w:start w:val="1"/>
@@ -6558,6 +6769,7 @@
         </w:tabs>
         <w:ind w:left="2160" w:hanging="360"/>
       </w:pPr>
+      <w:rPr/>
     </w:lvl>
     <w:lvl w:ilvl="5">
       <w:start w:val="1"/>
@@ -6570,6 +6782,7 @@
         </w:tabs>
         <w:ind w:left="2520" w:hanging="360"/>
       </w:pPr>
+      <w:rPr/>
     </w:lvl>
     <w:lvl w:ilvl="6">
       <w:start w:val="1"/>
@@ -6582,6 +6795,7 @@
         </w:tabs>
         <w:ind w:left="2880" w:hanging="360"/>
       </w:pPr>
+      <w:rPr/>
     </w:lvl>
     <w:lvl w:ilvl="7">
       <w:start w:val="1"/>
@@ -6594,6 +6808,7 @@
         </w:tabs>
         <w:ind w:left="3240" w:hanging="360"/>
       </w:pPr>
+      <w:rPr/>
     </w:lvl>
     <w:lvl w:ilvl="8">
       <w:start w:val="1"/>
@@ -6606,6 +6821,7 @@
         </w:tabs>
         <w:ind w:left="3600" w:hanging="360"/>
       </w:pPr>
+      <w:rPr/>
     </w:lvl>
   </w:abstractNum>
   <w:abstractNum w:abstractNumId="11">
@@ -6617,7 +6833,7 @@
       <w:lvlJc w:val="left"/>
       <w:pPr>
         <w:tabs>
-          <w:tab w:val="num" w:pos="1080"/>
+          <w:tab w:val="num" w:pos="0"/>
         </w:tabs>
         <w:ind w:left="720" w:hanging="360"/>
       </w:pPr>
@@ -6636,6 +6852,7 @@
         </w:tabs>
         <w:ind w:left="1080" w:hanging="360"/>
       </w:pPr>
+      <w:rPr/>
     </w:lvl>
     <w:lvl w:ilvl="2">
       <w:start w:val="1"/>
@@ -6648,6 +6865,7 @@
         </w:tabs>
         <w:ind w:left="1440" w:hanging="360"/>
       </w:pPr>
+      <w:rPr/>
     </w:lvl>
     <w:lvl w:ilvl="3">
       <w:start w:val="1"/>
@@ -6660,6 +6878,7 @@
         </w:tabs>
         <w:ind w:left="1800" w:hanging="360"/>
       </w:pPr>
+      <w:rPr/>
     </w:lvl>
     <w:lvl w:ilvl="4">
       <w:start w:val="1"/>
@@ -6672,6 +6891,7 @@
         </w:tabs>
         <w:ind w:left="2160" w:hanging="360"/>
       </w:pPr>
+      <w:rPr/>
     </w:lvl>
     <w:lvl w:ilvl="5">
       <w:start w:val="1"/>
@@ -6684,6 +6904,7 @@
         </w:tabs>
         <w:ind w:left="2520" w:hanging="360"/>
       </w:pPr>
+      <w:rPr/>
     </w:lvl>
     <w:lvl w:ilvl="6">
       <w:start w:val="1"/>
@@ -6696,6 +6917,7 @@
         </w:tabs>
         <w:ind w:left="2880" w:hanging="360"/>
       </w:pPr>
+      <w:rPr/>
     </w:lvl>
     <w:lvl w:ilvl="7">
       <w:start w:val="1"/>
@@ -6708,6 +6930,7 @@
         </w:tabs>
         <w:ind w:left="3240" w:hanging="360"/>
       </w:pPr>
+      <w:rPr/>
     </w:lvl>
     <w:lvl w:ilvl="8">
       <w:start w:val="1"/>
@@ -6720,6 +6943,7 @@
         </w:tabs>
         <w:ind w:left="3600" w:hanging="360"/>
       </w:pPr>
+      <w:rPr/>
     </w:lvl>
   </w:abstractNum>
   <w:abstractNum w:abstractNumId="12">
@@ -6731,7 +6955,7 @@
       <w:lvlJc w:val="left"/>
       <w:pPr>
         <w:tabs>
-          <w:tab w:val="num" w:pos="1080"/>
+          <w:tab w:val="num" w:pos="0"/>
         </w:tabs>
         <w:ind w:left="720" w:hanging="360"/>
       </w:pPr>
@@ -6750,6 +6974,7 @@
         </w:tabs>
         <w:ind w:left="1080" w:hanging="360"/>
       </w:pPr>
+      <w:rPr/>
     </w:lvl>
     <w:lvl w:ilvl="2">
       <w:start w:val="1"/>
@@ -6762,6 +6987,7 @@
         </w:tabs>
         <w:ind w:left="1440" w:hanging="360"/>
       </w:pPr>
+      <w:rPr/>
     </w:lvl>
     <w:lvl w:ilvl="3">
       <w:start w:val="1"/>
@@ -6774,6 +7000,7 @@
         </w:tabs>
         <w:ind w:left="1800" w:hanging="360"/>
       </w:pPr>
+      <w:rPr/>
     </w:lvl>
     <w:lvl w:ilvl="4">
       <w:start w:val="1"/>
@@ -6786,6 +7013,7 @@
         </w:tabs>
         <w:ind w:left="2160" w:hanging="360"/>
       </w:pPr>
+      <w:rPr/>
     </w:lvl>
     <w:lvl w:ilvl="5">
       <w:start w:val="1"/>
@@ -6798,6 +7026,7 @@
         </w:tabs>
         <w:ind w:left="2520" w:hanging="360"/>
       </w:pPr>
+      <w:rPr/>
     </w:lvl>
     <w:lvl w:ilvl="6">
       <w:start w:val="1"/>
@@ -6810,6 +7039,7 @@
         </w:tabs>
         <w:ind w:left="2880" w:hanging="360"/>
       </w:pPr>
+      <w:rPr/>
     </w:lvl>
     <w:lvl w:ilvl="7">
       <w:start w:val="1"/>
@@ -6822,6 +7052,7 @@
         </w:tabs>
         <w:ind w:left="3240" w:hanging="360"/>
       </w:pPr>
+      <w:rPr/>
     </w:lvl>
     <w:lvl w:ilvl="8">
       <w:start w:val="1"/>
@@ -6834,6 +7065,7 @@
         </w:tabs>
         <w:ind w:left="3600" w:hanging="360"/>
       </w:pPr>
+      <w:rPr/>
     </w:lvl>
   </w:abstractNum>
   <w:abstractNum w:abstractNumId="13">
@@ -6845,7 +7077,7 @@
       <w:lvlJc w:val="left"/>
       <w:pPr>
         <w:tabs>
-          <w:tab w:val="num" w:pos="1080"/>
+          <w:tab w:val="num" w:pos="0"/>
         </w:tabs>
         <w:ind w:left="720" w:hanging="360"/>
       </w:pPr>
@@ -6864,6 +7096,7 @@
         </w:tabs>
         <w:ind w:left="1080" w:hanging="360"/>
       </w:pPr>
+      <w:rPr/>
     </w:lvl>
     <w:lvl w:ilvl="2">
       <w:start w:val="1"/>
@@ -6876,6 +7109,7 @@
         </w:tabs>
         <w:ind w:left="1440" w:hanging="360"/>
       </w:pPr>
+      <w:rPr/>
     </w:lvl>
     <w:lvl w:ilvl="3">
       <w:start w:val="1"/>
@@ -6888,6 +7122,7 @@
         </w:tabs>
         <w:ind w:left="1800" w:hanging="360"/>
       </w:pPr>
+      <w:rPr/>
     </w:lvl>
     <w:lvl w:ilvl="4">
       <w:start w:val="1"/>
@@ -6900,6 +7135,7 @@
         </w:tabs>
         <w:ind w:left="2160" w:hanging="360"/>
       </w:pPr>
+      <w:rPr/>
     </w:lvl>
     <w:lvl w:ilvl="5">
       <w:start w:val="1"/>
@@ -6912,6 +7148,7 @@
         </w:tabs>
         <w:ind w:left="2520" w:hanging="360"/>
       </w:pPr>
+      <w:rPr/>
     </w:lvl>
     <w:lvl w:ilvl="6">
       <w:start w:val="1"/>
@@ -6924,6 +7161,7 @@
         </w:tabs>
         <w:ind w:left="2880" w:hanging="360"/>
       </w:pPr>
+      <w:rPr/>
     </w:lvl>
     <w:lvl w:ilvl="7">
       <w:start w:val="1"/>
@@ -6936,6 +7174,7 @@
         </w:tabs>
         <w:ind w:left="3240" w:hanging="360"/>
       </w:pPr>
+      <w:rPr/>
     </w:lvl>
     <w:lvl w:ilvl="8">
       <w:start w:val="1"/>
@@ -6948,6 +7187,7 @@
         </w:tabs>
         <w:ind w:left="3600" w:hanging="360"/>
       </w:pPr>
+      <w:rPr/>
     </w:lvl>
   </w:abstractNum>
   <w:abstractNum w:abstractNumId="14">
@@ -6959,7 +7199,7 @@
       <w:lvlJc w:val="left"/>
       <w:pPr>
         <w:tabs>
-          <w:tab w:val="num" w:pos="1080"/>
+          <w:tab w:val="num" w:pos="0"/>
         </w:tabs>
         <w:ind w:left="720" w:hanging="360"/>
       </w:pPr>
@@ -6978,6 +7218,7 @@
         </w:tabs>
         <w:ind w:left="1080" w:hanging="360"/>
       </w:pPr>
+      <w:rPr/>
     </w:lvl>
     <w:lvl w:ilvl="2">
       <w:start w:val="1"/>
@@ -6990,6 +7231,7 @@
         </w:tabs>
         <w:ind w:left="1440" w:hanging="360"/>
       </w:pPr>
+      <w:rPr/>
     </w:lvl>
     <w:lvl w:ilvl="3">
       <w:start w:val="1"/>
@@ -7002,6 +7244,7 @@
         </w:tabs>
         <w:ind w:left="1800" w:hanging="360"/>
       </w:pPr>
+      <w:rPr/>
     </w:lvl>
     <w:lvl w:ilvl="4">
       <w:start w:val="1"/>
@@ -7014,6 +7257,7 @@
         </w:tabs>
         <w:ind w:left="2160" w:hanging="360"/>
       </w:pPr>
+      <w:rPr/>
     </w:lvl>
     <w:lvl w:ilvl="5">
       <w:start w:val="1"/>
@@ -7026,6 +7270,7 @@
         </w:tabs>
         <w:ind w:left="2520" w:hanging="360"/>
       </w:pPr>
+      <w:rPr/>
     </w:lvl>
     <w:lvl w:ilvl="6">
       <w:start w:val="1"/>
@@ -7038,6 +7283,7 @@
         </w:tabs>
         <w:ind w:left="2880" w:hanging="360"/>
       </w:pPr>
+      <w:rPr/>
     </w:lvl>
     <w:lvl w:ilvl="7">
       <w:start w:val="1"/>
@@ -7050,6 +7296,7 @@
         </w:tabs>
         <w:ind w:left="3240" w:hanging="360"/>
       </w:pPr>
+      <w:rPr/>
     </w:lvl>
     <w:lvl w:ilvl="8">
       <w:start w:val="1"/>
@@ -7062,6 +7309,7 @@
         </w:tabs>
         <w:ind w:left="3600" w:hanging="360"/>
       </w:pPr>
+      <w:rPr/>
     </w:lvl>
   </w:abstractNum>
   <w:abstractNum w:abstractNumId="15">
@@ -7236,7 +7484,7 @@
   <w:docDefaults>
     <w:rPrDefault>
       <w:rPr>
-        <w:rFonts w:ascii="Georgia" w:hAnsi="Georgia" w:eastAsia="" w:cs="" w:cstheme="minorBidi" w:eastAsiaTheme="minorHAnsi" w:hAnsiTheme="minorHAnsi"/>
+        <w:rFonts w:ascii="Georgia" w:hAnsi="Georgia" w:eastAsia="Arial" w:cs="DejaVu Sans" w:cstheme="minorBidi" w:eastAsiaTheme="minorHAnsi" w:hAnsiTheme="minorHAnsi"/>
         <w:sz w:val="21"/>
         <w:szCs w:val="22"/>
         <w:lang w:val="es-ES" w:eastAsia="en-US" w:bidi="ar-SA"/>
@@ -7253,12 +7501,13 @@
     <w:qFormat/>
     <w:pPr>
       <w:widowControl/>
+      <w:suppressAutoHyphens w:val="true"/>
       <w:bidi w:val="0"/>
       <w:spacing w:lineRule="atLeast" w:line="240" w:before="0" w:after="120"/>
       <w:jc w:val="left"/>
     </w:pPr>
     <w:rPr>
-      <w:rFonts w:ascii="Georgia" w:hAnsi="Georgia" w:eastAsia="" w:cs="" w:cstheme="minorBidi" w:eastAsiaTheme="minorHAnsi" w:hAnsiTheme="minorHAnsi"/>
+      <w:rFonts w:ascii="Georgia" w:hAnsi="Georgia" w:eastAsia="Arial" w:cs="DejaVu Sans" w:cstheme="minorBidi" w:eastAsiaTheme="minorHAnsi" w:hAnsiTheme="minorHAnsi"/>
       <w:color w:val="auto"/>
       <w:kern w:val="0"/>
       <w:sz w:val="21"/>
@@ -7332,6 +7581,32 @@
       <w:rFonts w:cs="Arial Unicode MS"/>
     </w:rPr>
   </w:style>
+  <w:style w:type="paragraph" w:styleId="Ttulouser">
+    <w:name w:val="Título (user)"/>
+    <w:basedOn w:val="Normal"/>
+    <w:next w:val="BodyText"/>
+    <w:qFormat/>
+    <w:pPr>
+      <w:keepNext w:val="true"/>
+      <w:spacing w:before="240" w:after="120"/>
+    </w:pPr>
+    <w:rPr>
+      <w:rFonts w:ascii="Liberation Sans" w:hAnsi="Liberation Sans" w:eastAsia="Microsoft YaHei" w:cs="Arial Unicode MS"/>
+      <w:sz w:val="28"/>
+      <w:szCs w:val="28"/>
+    </w:rPr>
+  </w:style>
+  <w:style w:type="paragraph" w:styleId="ndiceuser">
+    <w:name w:val="Índice (user)"/>
+    <w:basedOn w:val="Normal"/>
+    <w:qFormat/>
+    <w:pPr>
+      <w:suppressLineNumbers/>
+    </w:pPr>
+    <w:rPr>
+      <w:rFonts w:cs="Arial Unicode MS"/>
+    </w:rPr>
+  </w:style>
   <w:style w:type="table" w:default="1" w:styleId="TableNormal">
     <w:name w:val="Normal Table"/>
     <w:uiPriority w:val="99"/>
@@ -7373,37 +7648,37 @@
         <a:srgbClr val="000000"/>
       </a:dk1>
       <a:lt1>
-        <a:srgbClr val="ffffff"/>
+        <a:srgbClr val="FFFFFF"/>
       </a:lt1>
       <a:dk2>
         <a:srgbClr val="000000"/>
       </a:dk2>
       <a:lt2>
-        <a:srgbClr val="ffffff"/>
+        <a:srgbClr val="FFFFFF"/>
       </a:lt2>
       <a:accent1>
-        <a:srgbClr val="18a303"/>
+        <a:srgbClr val="18A303"/>
       </a:accent1>
       <a:accent2>
-        <a:srgbClr val="0369a3"/>
+        <a:srgbClr val="0369A3"/>
       </a:accent2>
       <a:accent3>
-        <a:srgbClr val="a33e03"/>
+        <a:srgbClr val="A33E03"/>
       </a:accent3>
       <a:accent4>
-        <a:srgbClr val="8e03a3"/>
+        <a:srgbClr val="8E03A3"/>
       </a:accent4>
       <a:accent5>
-        <a:srgbClr val="c99c00"/>
+        <a:srgbClr val="C99C00"/>
       </a:accent5>
       <a:accent6>
-        <a:srgbClr val="c9211e"/>
+        <a:srgbClr val="C9211E"/>
       </a:accent6>
       <a:hlink>
-        <a:srgbClr val="0000ee"/>
+        <a:srgbClr val="0000EE"/>
       </a:hlink>
       <a:folHlink>
-        <a:srgbClr val="551a8b"/>
+        <a:srgbClr val="551A8B"/>
       </a:folHlink>
     </a:clrScheme>
     <a:fontScheme name="Office">
